--- a/06_산출물_문서/2계층_절차서/QP-815_인도후_활동_관리.docx
+++ b/06_산출물_문서/2계층_절차서/QP-815_인도후_활동_관리.docx
@@ -270,11 +270,11 @@
     </w:p>
     <w:tbl>
       <w:tblPr>
-        <w:tblW w:w="8788" w:type="dxa"/>
         <w:tblCellMar>
           <w:left w:w="108" w:type="dxa"/>
           <w:right w:w="108" w:type="dxa"/>
         </w:tblCellMar>
+        <w:tblW w:w="8788" w:type="dxa"/>
         <w:tblBorders>
           <w:top w:val="single" w:sz="4" w:color="2E74B5" w:space="0"/>
           <w:left w:val="single" w:sz="4" w:color="2E74B5" w:space="0"/>
@@ -294,13 +294,13 @@
         <w:tc>
           <w:tcPr>
             <w:tcW w:w="1500" w:type="dxa"/>
-            <w:shd w:val="clear" w:color="auto" w:fill="D9D9D9"/>
-            <w:tcMar>
-              <w:top w:w="60" w:type="dxa"/>
-              <w:left w:w="120" w:type="dxa"/>
-              <w:bottom w:w="60" w:type="dxa"/>
-              <w:right w:w="120" w:type="dxa"/>
-            </w:tcMar>
+            <w:tcMar>
+              <w:top w:w="60" w:type="dxa"/>
+              <w:left w:w="120" w:type="dxa"/>
+              <w:bottom w:w="60" w:type="dxa"/>
+              <w:right w:w="120" w:type="dxa"/>
+            </w:tcMar>
+            <w:shd w:val="clear" w:color="auto" w:fill="DEEAF1"/>
           </w:tcPr>
           <w:p>
             <w:pPr>
@@ -320,13 +320,13 @@
         <w:tc>
           <w:tcPr>
             <w:tcW w:w="2800" w:type="dxa"/>
-            <w:shd w:val="clear" w:color="auto" w:fill="D9D9D9"/>
-            <w:tcMar>
-              <w:top w:w="60" w:type="dxa"/>
-              <w:left w:w="120" w:type="dxa"/>
-              <w:bottom w:w="60" w:type="dxa"/>
-              <w:right w:w="120" w:type="dxa"/>
-            </w:tcMar>
+            <w:tcMar>
+              <w:top w:w="60" w:type="dxa"/>
+              <w:left w:w="120" w:type="dxa"/>
+              <w:bottom w:w="60" w:type="dxa"/>
+              <w:right w:w="120" w:type="dxa"/>
+            </w:tcMar>
+            <w:shd w:val="clear" w:color="auto" w:fill="DEEAF1"/>
           </w:tcPr>
           <w:p>
             <w:pPr>
@@ -346,13 +346,13 @@
         <w:tc>
           <w:tcPr>
             <w:tcW w:w="2000" w:type="dxa"/>
-            <w:shd w:val="clear" w:color="auto" w:fill="D9D9D9"/>
-            <w:tcMar>
-              <w:top w:w="60" w:type="dxa"/>
-              <w:left w:w="120" w:type="dxa"/>
-              <w:bottom w:w="60" w:type="dxa"/>
-              <w:right w:w="120" w:type="dxa"/>
-            </w:tcMar>
+            <w:tcMar>
+              <w:top w:w="60" w:type="dxa"/>
+              <w:left w:w="120" w:type="dxa"/>
+              <w:bottom w:w="60" w:type="dxa"/>
+              <w:right w:w="120" w:type="dxa"/>
+            </w:tcMar>
+            <w:shd w:val="clear" w:color="auto" w:fill="DEEAF1"/>
           </w:tcPr>
           <w:p>
             <w:pPr>
@@ -372,13 +372,13 @@
         <w:tc>
           <w:tcPr>
             <w:tcW w:w="2488" w:type="dxa"/>
-            <w:shd w:val="clear" w:color="auto" w:fill="D9D9D9"/>
-            <w:tcMar>
-              <w:top w:w="60" w:type="dxa"/>
-              <w:left w:w="120" w:type="dxa"/>
-              <w:bottom w:w="60" w:type="dxa"/>
-              <w:right w:w="120" w:type="dxa"/>
-            </w:tcMar>
+            <w:tcMar>
+              <w:top w:w="60" w:type="dxa"/>
+              <w:left w:w="120" w:type="dxa"/>
+              <w:bottom w:w="60" w:type="dxa"/>
+              <w:right w:w="120" w:type="dxa"/>
+            </w:tcMar>
+            <w:shd w:val="clear" w:color="auto" w:fill="DEEAF1"/>
           </w:tcPr>
           <w:p>
             <w:pPr>
@@ -1127,7 +1127,7 @@
         </w:trPr>
         <w:tc>
           <w:tcPr>
-            <w:tcW w:w="2460" w:type="dxa"/>
+            <w:tcW w:w="2541" w:type="dxa"/>
             <w:tcMar>
               <w:top w:w="60" w:type="dxa"/>
               <w:left w:w="120" w:type="dxa"/>
@@ -1148,7 +1148,7 @@
         </w:tc>
         <w:tc>
           <w:tcPr>
-            <w:tcW w:w="6328" w:type="dxa"/>
+            <w:tcW w:w="6247" w:type="dxa"/>
             <w:tcMar>
               <w:top w:w="60" w:type="dxa"/>
               <w:left w:w="120" w:type="dxa"/>
@@ -1170,9 +1170,7 @@
       </w:tr>
       <w:tr>
         <w:tc>
-          <w:tcPr>
-            <w:tcW w:w="2460" w:type="dxa"/>
-          </w:tcPr>
+          <w:tcPr/>
           <w:p>
             <w:pPr>
               <w:pStyle w:val="Compact"/>
@@ -1184,7 +1182,7 @@
         </w:tc>
         <w:tc>
           <w:tcPr>
-            <w:tcW w:w="6328" w:type="dxa"/>
+            <w:tcW w:w="6247" w:type="dxa"/>
             <w:tcMar>
               <w:top w:w="60" w:type="dxa"/>
               <w:left w:w="120" w:type="dxa"/>
@@ -1217,6 +1215,7 @@
         </w:tc>
         <w:tc>
           <w:tcPr>
+            <w:tcW w:w="6247" w:type="dxa"/>
             <w:tcMar>
               <w:top w:w="60" w:type="dxa"/>
               <w:left w:w="120" w:type="dxa"/>
@@ -1248,9 +1247,7 @@
           </w:p>
         </w:tc>
         <w:tc>
-          <w:tcPr>
-            <w:tcW w:w="6328" w:type="dxa"/>
-          </w:tcPr>
+          <w:tcPr/>
           <w:p>
             <w:pPr>
               <w:pStyle w:val="Compact"/>
@@ -1263,19 +1260,10 @@
       </w:tr>
       <w:tr>
         <w:tc>
-          <w:tcPr>
-            <w:tcW w:w="2460" w:type="dxa"/>
-            <w:tcMar>
-              <w:top w:w="60" w:type="dxa"/>
-              <w:left w:w="120" w:type="dxa"/>
-              <w:bottom w:w="60" w:type="dxa"/>
-              <w:right w:w="120" w:type="dxa"/>
-            </w:tcMar>
-          </w:tcPr>
-          <w:p>
-            <w:pPr>
-              <w:pStyle w:val="Compact"/>
-              <w:wordWrap w:val="1"/>
+          <w:tcPr/>
+          <w:p>
+            <w:pPr>
+              <w:pStyle w:val="Compact"/>
             </w:pPr>
             <w:r>
               <w:t xml:space="preserve">스페어파트 공급</w:t>
@@ -1283,10 +1271,19 @@
           </w:p>
         </w:tc>
         <w:tc>
-          <w:tcPr/>
-          <w:p>
-            <w:pPr>
-              <w:pStyle w:val="Compact"/>
+          <w:tcPr>
+            <w:tcW w:w="6247" w:type="dxa"/>
+            <w:tcMar>
+              <w:top w:w="60" w:type="dxa"/>
+              <w:left w:w="120" w:type="dxa"/>
+              <w:bottom w:w="60" w:type="dxa"/>
+              <w:right w:w="120" w:type="dxa"/>
+            </w:tcMar>
+          </w:tcPr>
+          <w:p>
+            <w:pPr>
+              <w:pStyle w:val="Compact"/>
+              <w:wordWrap w:val="1"/>
             </w:pPr>
             <w:r>
               <w:t xml:space="preserve">교체 부품, 수리 부품 공급</w:t>
@@ -1344,18 +1341,10 @@
       </w:tr>
       <w:tr>
         <w:tc>
-          <w:tcPr>
-            <w:tcMar>
-              <w:top w:w="60" w:type="dxa"/>
-              <w:left w:w="120" w:type="dxa"/>
-              <w:bottom w:w="60" w:type="dxa"/>
-              <w:right w:w="120" w:type="dxa"/>
-            </w:tcMar>
-          </w:tcPr>
-          <w:p>
-            <w:pPr>
-              <w:pStyle w:val="Compact"/>
-              <w:wordWrap w:val="1"/>
+          <w:tcPr/>
+          <w:p>
+            <w:pPr>
+              <w:pStyle w:val="Compact"/>
             </w:pPr>
             <w:r>
               <w:t xml:space="preserve">감항성/안전 통보</w:t>
@@ -1363,18 +1352,10 @@
           </w:p>
         </w:tc>
         <w:tc>
-          <w:tcPr>
-            <w:tcMar>
-              <w:top w:w="60" w:type="dxa"/>
-              <w:left w:w="120" w:type="dxa"/>
-              <w:bottom w:w="60" w:type="dxa"/>
-              <w:right w:w="120" w:type="dxa"/>
-            </w:tcMar>
-          </w:tcPr>
-          <w:p>
-            <w:pPr>
-              <w:pStyle w:val="Compact"/>
-              <w:wordWrap w:val="1"/>
+          <w:tcPr/>
+          <w:p>
+            <w:pPr>
+              <w:pStyle w:val="Compact"/>
             </w:pPr>
             <w:r>
               <w:t xml:space="preserve">항공우주 안전 관련 즉시 통보 (해당 시)</w:t>
@@ -1432,7 +1413,7 @@
         </w:trPr>
         <w:tc>
           <w:tcPr>
-            <w:tcW w:w="2460" w:type="dxa"/>
+            <w:tcW w:w="2293" w:type="dxa"/>
             <w:tcMar>
               <w:top w:w="60" w:type="dxa"/>
               <w:left w:w="120" w:type="dxa"/>
@@ -1453,7 +1434,7 @@
         </w:tc>
         <w:tc>
           <w:tcPr>
-            <w:tcW w:w="6328" w:type="dxa"/>
+            <w:tcW w:w="6495" w:type="dxa"/>
             <w:tcMar>
               <w:top w:w="60" w:type="dxa"/>
               <w:left w:w="120" w:type="dxa"/>
@@ -1475,9 +1456,7 @@
       </w:tr>
       <w:tr>
         <w:tc>
-          <w:tcPr>
-            <w:tcW w:w="2460" w:type="dxa"/>
-          </w:tcPr>
+          <w:tcPr/>
           <w:p>
             <w:pPr>
               <w:pStyle w:val="Compact"/>
@@ -1489,7 +1468,7 @@
         </w:tc>
         <w:tc>
           <w:tcPr>
-            <w:tcW w:w="6328" w:type="dxa"/>
+            <w:tcW w:w="6495" w:type="dxa"/>
             <w:tcMar>
               <w:top w:w="60" w:type="dxa"/>
               <w:left w:w="120" w:type="dxa"/>
@@ -1510,9 +1489,7 @@
       </w:tr>
       <w:tr>
         <w:tc>
-          <w:tcPr>
-            <w:tcW w:w="2460" w:type="dxa"/>
-          </w:tcPr>
+          <w:tcPr/>
           <w:p>
             <w:pPr>
               <w:pStyle w:val="Compact"/>
@@ -1524,7 +1501,7 @@
         </w:tc>
         <w:tc>
           <w:tcPr>
-            <w:tcW w:w="6328" w:type="dxa"/>
+            <w:tcW w:w="6495" w:type="dxa"/>
             <w:tcMar>
               <w:top w:w="60" w:type="dxa"/>
               <w:left w:w="120" w:type="dxa"/>
@@ -1545,9 +1522,7 @@
       </w:tr>
       <w:tr>
         <w:tc>
-          <w:tcPr>
-            <w:tcW w:w="2460" w:type="dxa"/>
-          </w:tcPr>
+          <w:tcPr/>
           <w:p>
             <w:pPr>
               <w:pStyle w:val="Compact"/>
@@ -1558,9 +1533,7 @@
           </w:p>
         </w:tc>
         <w:tc>
-          <w:tcPr>
-            <w:tcW w:w="6328" w:type="dxa"/>
-          </w:tcPr>
+          <w:tcPr/>
           <w:p>
             <w:pPr>
               <w:pStyle w:val="Compact"/>
@@ -1584,7 +1557,9 @@
           </w:p>
         </w:tc>
         <w:tc>
-          <w:tcPr/>
+          <w:tcPr>
+            <w:tcW w:w="6495" w:type="dxa"/>
+          </w:tcPr>
           <w:p>
             <w:pPr>
               <w:pStyle w:val="Compact"/>
@@ -1597,7 +1572,9 @@
       </w:tr>
       <w:tr>
         <w:tc>
-          <w:tcPr/>
+          <w:tcPr>
+            <w:tcW w:w="2293" w:type="dxa"/>
+          </w:tcPr>
           <w:p>
             <w:pPr>
               <w:pStyle w:val="Compact"/>
@@ -1609,11 +1586,18 @@
         </w:tc>
         <w:tc>
           <w:tcPr>
-            <w:tcW w:w="6328" w:type="dxa"/>
-          </w:tcPr>
-          <w:p>
-            <w:pPr>
-              <w:pStyle w:val="Compact"/>
+            <w:tcW w:w="6495" w:type="dxa"/>
+            <w:tcMar>
+              <w:top w:w="60" w:type="dxa"/>
+              <w:left w:w="120" w:type="dxa"/>
+              <w:bottom w:w="60" w:type="dxa"/>
+              <w:right w:w="120" w:type="dxa"/>
+            </w:tcMar>
+          </w:tcPr>
+          <w:p>
+            <w:pPr>
+              <w:pStyle w:val="Compact"/>
+              <w:wordWrap w:val="1"/>
             </w:pPr>
             <w:r>
               <w:t xml:space="preserve">품질매뉴얼 §8.5.5 인도 후 활동</w:t>
@@ -1623,19 +1607,10 @@
       </w:tr>
       <w:tr>
         <w:tc>
-          <w:tcPr>
-            <w:tcW w:w="2460" w:type="dxa"/>
-            <w:tcMar>
-              <w:top w:w="60" w:type="dxa"/>
-              <w:left w:w="120" w:type="dxa"/>
-              <w:bottom w:w="60" w:type="dxa"/>
-              <w:right w:w="120" w:type="dxa"/>
-            </w:tcMar>
-          </w:tcPr>
-          <w:p>
-            <w:pPr>
-              <w:pStyle w:val="Compact"/>
-              <w:wordWrap w:val="1"/>
+          <w:tcPr/>
+          <w:p>
+            <w:pPr>
+              <w:pStyle w:val="Compact"/>
             </w:pPr>
             <w:r>
               <w:t xml:space="preserve">QP-902</w:t>
@@ -1704,18 +1679,10 @@
       </w:tr>
       <w:tr>
         <w:tc>
-          <w:tcPr>
-            <w:tcMar>
-              <w:top w:w="60" w:type="dxa"/>
-              <w:left w:w="120" w:type="dxa"/>
-              <w:bottom w:w="60" w:type="dxa"/>
-              <w:right w:w="120" w:type="dxa"/>
-            </w:tcMar>
-          </w:tcPr>
-          <w:p>
-            <w:pPr>
-              <w:pStyle w:val="Compact"/>
-              <w:wordWrap w:val="1"/>
+          <w:tcPr/>
+          <w:p>
+            <w:pPr>
+              <w:pStyle w:val="Compact"/>
             </w:pPr>
             <w:r>
               <w:t xml:space="preserve">QP-812</w:t>
@@ -1723,18 +1690,10 @@
           </w:p>
         </w:tc>
         <w:tc>
-          <w:tcPr>
-            <w:tcMar>
-              <w:top w:w="60" w:type="dxa"/>
-              <w:left w:w="120" w:type="dxa"/>
-              <w:bottom w:w="60" w:type="dxa"/>
-              <w:right w:w="120" w:type="dxa"/>
-            </w:tcMar>
-          </w:tcPr>
-          <w:p>
-            <w:pPr>
-              <w:pStyle w:val="Compact"/>
-              <w:wordWrap w:val="1"/>
+          <w:tcPr/>
+          <w:p>
+            <w:pPr>
+              <w:pStyle w:val="Compact"/>
             </w:pPr>
             <w:r>
               <w:t xml:space="preserve">식별 및 추적성 관리 절차서</w:t>
@@ -1778,7 +1737,7 @@
         </w:trPr>
         <w:tc>
           <w:tcPr>
-            <w:tcW w:w="2460" w:type="dxa"/>
+            <w:tcW w:w="3000" w:type="dxa"/>
             <w:tcMar>
               <w:top w:w="60" w:type="dxa"/>
               <w:left w:w="120" w:type="dxa"/>
@@ -1799,7 +1758,7 @@
         </w:tc>
         <w:tc>
           <w:tcPr>
-            <w:tcW w:w="6328" w:type="dxa"/>
+            <w:tcW w:w="5788" w:type="dxa"/>
             <w:tcMar>
               <w:top w:w="60" w:type="dxa"/>
               <w:left w:w="120" w:type="dxa"/>
@@ -1821,9 +1780,7 @@
       </w:tr>
       <w:tr>
         <w:tc>
-          <w:tcPr>
-            <w:tcW w:w="2460" w:type="dxa"/>
-          </w:tcPr>
+          <w:tcPr/>
           <w:p>
             <w:pPr>
               <w:pStyle w:val="Compact"/>
@@ -1835,7 +1792,7 @@
         </w:tc>
         <w:tc>
           <w:tcPr>
-            <w:tcW w:w="6328" w:type="dxa"/>
+            <w:tcW w:w="5788" w:type="dxa"/>
             <w:tcMar>
               <w:top w:w="60" w:type="dxa"/>
               <w:left w:w="120" w:type="dxa"/>
@@ -1867,10 +1824,19 @@
           </w:p>
         </w:tc>
         <w:tc>
-          <w:tcPr/>
-          <w:p>
-            <w:pPr>
-              <w:pStyle w:val="Compact"/>
+          <w:tcPr>
+            <w:tcW w:w="5788" w:type="dxa"/>
+            <w:tcMar>
+              <w:top w:w="60" w:type="dxa"/>
+              <w:left w:w="120" w:type="dxa"/>
+              <w:bottom w:w="60" w:type="dxa"/>
+              <w:right w:w="120" w:type="dxa"/>
+            </w:tcMar>
+          </w:tcPr>
+          <w:p>
+            <w:pPr>
+              <w:pStyle w:val="Compact"/>
+              <w:wordWrap w:val="1"/>
             </w:pPr>
             <w:r>
               <w:t xml:space="preserve">계약에 의해 제조자가 제품의 품질을 일정 기간 보장하는 약정. 보증 기간 내 결함에 대해 수리, 교환 또는 환불을 제공</w:t>
@@ -1891,9 +1857,7 @@
           </w:p>
         </w:tc>
         <w:tc>
-          <w:tcPr>
-            <w:tcW w:w="6328" w:type="dxa"/>
-          </w:tcPr>
+          <w:tcPr/>
           <w:p>
             <w:pPr>
               <w:pStyle w:val="Compact"/>
@@ -1906,19 +1870,10 @@
       </w:tr>
       <w:tr>
         <w:tc>
-          <w:tcPr>
-            <w:tcW w:w="2460" w:type="dxa"/>
-            <w:tcMar>
-              <w:top w:w="60" w:type="dxa"/>
-              <w:left w:w="120" w:type="dxa"/>
-              <w:bottom w:w="60" w:type="dxa"/>
-              <w:right w:w="120" w:type="dxa"/>
-            </w:tcMar>
-          </w:tcPr>
-          <w:p>
-            <w:pPr>
-              <w:pStyle w:val="Compact"/>
-              <w:wordWrap w:val="1"/>
+          <w:tcPr/>
+          <w:p>
+            <w:pPr>
+              <w:pStyle w:val="Compact"/>
             </w:pPr>
             <w:r>
               <w:t xml:space="preserve">감항성 (Airworthiness)</w:t>
@@ -1926,10 +1881,19 @@
           </w:p>
         </w:tc>
         <w:tc>
-          <w:tcPr/>
-          <w:p>
-            <w:pPr>
-              <w:pStyle w:val="Compact"/>
+          <w:tcPr>
+            <w:tcW w:w="5788" w:type="dxa"/>
+            <w:tcMar>
+              <w:top w:w="60" w:type="dxa"/>
+              <w:left w:w="120" w:type="dxa"/>
+              <w:bottom w:w="60" w:type="dxa"/>
+              <w:right w:w="120" w:type="dxa"/>
+            </w:tcMar>
+          </w:tcPr>
+          <w:p>
+            <w:pPr>
+              <w:pStyle w:val="Compact"/>
+              <w:wordWrap w:val="1"/>
             </w:pPr>
             <w:r>
               <w:t xml:space="preserve">항공기 또는 항공기 부품이 안전하게 비행할 수 있는 상태</w:t>
@@ -2059,18 +2023,10 @@
       </w:tr>
       <w:tr>
         <w:tc>
-          <w:tcPr>
-            <w:tcMar>
-              <w:top w:w="60" w:type="dxa"/>
-              <w:left w:w="120" w:type="dxa"/>
-              <w:bottom w:w="60" w:type="dxa"/>
-              <w:right w:w="120" w:type="dxa"/>
-            </w:tcMar>
-          </w:tcPr>
-          <w:p>
-            <w:pPr>
-              <w:pStyle w:val="Compact"/>
-              <w:wordWrap w:val="1"/>
+          <w:tcPr/>
+          <w:p>
+            <w:pPr>
+              <w:pStyle w:val="Compact"/>
             </w:pPr>
             <w:r>
               <w:t xml:space="preserve">Root Cause Analysis</w:t>
@@ -2078,18 +2034,10 @@
           </w:p>
         </w:tc>
         <w:tc>
-          <w:tcPr>
-            <w:tcMar>
-              <w:top w:w="60" w:type="dxa"/>
-              <w:left w:w="120" w:type="dxa"/>
-              <w:bottom w:w="60" w:type="dxa"/>
-              <w:right w:w="120" w:type="dxa"/>
-            </w:tcMar>
-          </w:tcPr>
-          <w:p>
-            <w:pPr>
-              <w:pStyle w:val="Compact"/>
-              <w:wordWrap w:val="1"/>
+          <w:tcPr/>
+          <w:p>
+            <w:pPr>
+              <w:pStyle w:val="Compact"/>
             </w:pPr>
             <w:r>
               <w:t xml:space="preserve">근본 원인 분석 — 불량/결함의 근본적 발생 원인을 규명하는 체계적 분석</w:t>
@@ -2133,7 +2081,7 @@
         </w:trPr>
         <w:tc>
           <w:tcPr>
-            <w:tcW w:w="2460" w:type="dxa"/>
+            <w:tcW w:w="2592" w:type="dxa"/>
             <w:tcMar>
               <w:top w:w="60" w:type="dxa"/>
               <w:left w:w="120" w:type="dxa"/>
@@ -2154,7 +2102,7 @@
         </w:tc>
         <w:tc>
           <w:tcPr>
-            <w:tcW w:w="6328" w:type="dxa"/>
+            <w:tcW w:w="6196" w:type="dxa"/>
             <w:tcMar>
               <w:top w:w="60" w:type="dxa"/>
               <w:left w:w="120" w:type="dxa"/>
@@ -2176,9 +2124,7 @@
       </w:tr>
       <w:tr>
         <w:tc>
-          <w:tcPr>
-            <w:tcW w:w="2460" w:type="dxa"/>
-          </w:tcPr>
+          <w:tcPr/>
           <w:p>
             <w:pPr>
               <w:pStyle w:val="Compact"/>
@@ -2194,7 +2140,7 @@
         </w:tc>
         <w:tc>
           <w:tcPr>
-            <w:tcW w:w="6328" w:type="dxa"/>
+            <w:tcW w:w="6196" w:type="dxa"/>
             <w:tcMar>
               <w:top w:w="60" w:type="dxa"/>
               <w:left w:w="120" w:type="dxa"/>
@@ -2231,6 +2177,7 @@
         </w:tc>
         <w:tc>
           <w:tcPr>
+            <w:tcW w:w="6196" w:type="dxa"/>
             <w:tcMar>
               <w:top w:w="60" w:type="dxa"/>
               <w:left w:w="120" w:type="dxa"/>
@@ -2266,9 +2213,7 @@
           </w:p>
         </w:tc>
         <w:tc>
-          <w:tcPr>
-            <w:tcW w:w="6328" w:type="dxa"/>
-          </w:tcPr>
+          <w:tcPr/>
           <w:p>
             <w:pPr>
               <w:pStyle w:val="Compact"/>
@@ -2281,19 +2226,10 @@
       </w:tr>
       <w:tr>
         <w:tc>
-          <w:tcPr>
-            <w:tcW w:w="2460" w:type="dxa"/>
-            <w:tcMar>
-              <w:top w:w="60" w:type="dxa"/>
-              <w:left w:w="120" w:type="dxa"/>
-              <w:bottom w:w="60" w:type="dxa"/>
-              <w:right w:w="120" w:type="dxa"/>
-            </w:tcMar>
-          </w:tcPr>
-          <w:p>
-            <w:pPr>
-              <w:pStyle w:val="Compact"/>
-              <w:wordWrap w:val="1"/>
+          <w:tcPr/>
+          <w:p>
+            <w:pPr>
+              <w:pStyle w:val="Compact"/>
             </w:pPr>
             <w:r>
               <w:rPr>
@@ -2305,10 +2241,19 @@
           </w:p>
         </w:tc>
         <w:tc>
-          <w:tcPr/>
-          <w:p>
-            <w:pPr>
-              <w:pStyle w:val="Compact"/>
+          <w:tcPr>
+            <w:tcW w:w="6196" w:type="dxa"/>
+            <w:tcMar>
+              <w:top w:w="60" w:type="dxa"/>
+              <w:left w:w="120" w:type="dxa"/>
+              <w:bottom w:w="60" w:type="dxa"/>
+              <w:right w:w="120" w:type="dxa"/>
+            </w:tcMar>
+          </w:tcPr>
+          <w:p>
+            <w:pPr>
+              <w:pStyle w:val="Compact"/>
+              <w:wordWrap w:val="1"/>
             </w:pPr>
             <w:r>
               <w:t xml:space="preserve">반품 불량 분석 기술 지원; 근본 원인 분석; 서비스 불리틴 작성; 기술 문의 응대</w:t>
@@ -2346,18 +2291,10 @@
       </w:tr>
       <w:tr>
         <w:tc>
-          <w:tcPr>
-            <w:tcMar>
-              <w:top w:w="60" w:type="dxa"/>
-              <w:left w:w="120" w:type="dxa"/>
-              <w:bottom w:w="60" w:type="dxa"/>
-              <w:right w:w="120" w:type="dxa"/>
-            </w:tcMar>
-          </w:tcPr>
-          <w:p>
-            <w:pPr>
-              <w:pStyle w:val="Compact"/>
-              <w:wordWrap w:val="1"/>
+          <w:tcPr/>
+          <w:p>
+            <w:pPr>
+              <w:pStyle w:val="Compact"/>
             </w:pPr>
             <w:r>
               <w:rPr>
@@ -2369,18 +2306,10 @@
           </w:p>
         </w:tc>
         <w:tc>
-          <w:tcPr>
-            <w:tcMar>
-              <w:top w:w="60" w:type="dxa"/>
-              <w:left w:w="120" w:type="dxa"/>
-              <w:bottom w:w="60" w:type="dxa"/>
-              <w:right w:w="120" w:type="dxa"/>
-            </w:tcMar>
-          </w:tcPr>
-          <w:p>
-            <w:pPr>
-              <w:pStyle w:val="Compact"/>
-              <w:wordWrap w:val="1"/>
+          <w:tcPr/>
+          <w:p>
+            <w:pPr>
+              <w:pStyle w:val="Compact"/>
             </w:pPr>
             <w:r>
               <w:t xml:space="preserve">RMA 반품 입고 및 보관; 스페어파트 재고 관리; 교환품 출하</w:t>
@@ -2826,7 +2755,7 @@
         </w:trPr>
         <w:tc>
           <w:tcPr>
-            <w:tcW w:w="2460" w:type="dxa"/>
+            <w:tcW w:w="3000" w:type="dxa"/>
             <w:tcMar>
               <w:top w:w="60" w:type="dxa"/>
               <w:left w:w="120" w:type="dxa"/>
@@ -2847,7 +2776,7 @@
         </w:tc>
         <w:tc>
           <w:tcPr>
-            <w:tcW w:w="6328" w:type="dxa"/>
+            <w:tcW w:w="5788" w:type="dxa"/>
             <w:tcMar>
               <w:top w:w="60" w:type="dxa"/>
               <w:left w:w="120" w:type="dxa"/>
@@ -2869,9 +2798,7 @@
       </w:tr>
       <w:tr>
         <w:tc>
-          <w:tcPr>
-            <w:tcW w:w="2460" w:type="dxa"/>
-          </w:tcPr>
+          <w:tcPr/>
           <w:p>
             <w:pPr>
               <w:pStyle w:val="Compact"/>
@@ -2883,7 +2810,7 @@
         </w:tc>
         <w:tc>
           <w:tcPr>
-            <w:tcW w:w="6328" w:type="dxa"/>
+            <w:tcW w:w="5788" w:type="dxa"/>
             <w:tcMar>
               <w:top w:w="60" w:type="dxa"/>
               <w:left w:w="120" w:type="dxa"/>
@@ -2916,6 +2843,7 @@
         </w:tc>
         <w:tc>
           <w:tcPr>
+            <w:tcW w:w="5788" w:type="dxa"/>
             <w:tcMar>
               <w:top w:w="60" w:type="dxa"/>
               <w:left w:w="120" w:type="dxa"/>
@@ -2947,9 +2875,7 @@
           </w:p>
         </w:tc>
         <w:tc>
-          <w:tcPr>
-            <w:tcW w:w="6328" w:type="dxa"/>
-          </w:tcPr>
+          <w:tcPr/>
           <w:p>
             <w:pPr>
               <w:pStyle w:val="Compact"/>
@@ -2962,19 +2888,10 @@
       </w:tr>
       <w:tr>
         <w:tc>
-          <w:tcPr>
-            <w:tcW w:w="2460" w:type="dxa"/>
-            <w:tcMar>
-              <w:top w:w="60" w:type="dxa"/>
-              <w:left w:w="120" w:type="dxa"/>
-              <w:bottom w:w="60" w:type="dxa"/>
-              <w:right w:w="120" w:type="dxa"/>
-            </w:tcMar>
-          </w:tcPr>
-          <w:p>
-            <w:pPr>
-              <w:pStyle w:val="Compact"/>
-              <w:wordWrap w:val="1"/>
+          <w:tcPr/>
+          <w:p>
+            <w:pPr>
+              <w:pStyle w:val="Compact"/>
             </w:pPr>
             <w:r>
               <w:t xml:space="preserve">고객 요구사항</w:t>
@@ -2982,10 +2899,19 @@
           </w:p>
         </w:tc>
         <w:tc>
-          <w:tcPr/>
-          <w:p>
-            <w:pPr>
-              <w:pStyle w:val="Compact"/>
+          <w:tcPr>
+            <w:tcW w:w="5788" w:type="dxa"/>
+            <w:tcMar>
+              <w:top w:w="60" w:type="dxa"/>
+              <w:left w:w="120" w:type="dxa"/>
+              <w:bottom w:w="60" w:type="dxa"/>
+              <w:right w:w="120" w:type="dxa"/>
+            </w:tcMar>
+          </w:tcPr>
+          <w:p>
+            <w:pPr>
+              <w:pStyle w:val="Compact"/>
+              <w:wordWrap w:val="1"/>
             </w:pPr>
             <w:r>
               <w:t xml:space="preserve">계약에 명시된 인도 후 지원 범위</w:t>
@@ -2995,18 +2921,10 @@
       </w:tr>
       <w:tr>
         <w:tc>
-          <w:tcPr>
-            <w:tcMar>
-              <w:top w:w="60" w:type="dxa"/>
-              <w:left w:w="120" w:type="dxa"/>
-              <w:bottom w:w="60" w:type="dxa"/>
-              <w:right w:w="120" w:type="dxa"/>
-            </w:tcMar>
-          </w:tcPr>
-          <w:p>
-            <w:pPr>
-              <w:pStyle w:val="Compact"/>
-              <w:wordWrap w:val="1"/>
+          <w:tcPr/>
+          <w:p>
+            <w:pPr>
+              <w:pStyle w:val="Compact"/>
             </w:pPr>
             <w:r>
               <w:t xml:space="preserve">고객 피드백</w:t>
@@ -3014,18 +2932,10 @@
           </w:p>
         </w:tc>
         <w:tc>
-          <w:tcPr>
-            <w:tcMar>
-              <w:top w:w="60" w:type="dxa"/>
-              <w:left w:w="120" w:type="dxa"/>
-              <w:bottom w:w="60" w:type="dxa"/>
-              <w:right w:w="120" w:type="dxa"/>
-            </w:tcMar>
-          </w:tcPr>
-          <w:p>
-            <w:pPr>
-              <w:pStyle w:val="Compact"/>
-              <w:wordWrap w:val="1"/>
+          <w:tcPr/>
+          <w:p>
+            <w:pPr>
+              <w:pStyle w:val="Compact"/>
             </w:pPr>
             <w:r>
               <w:t xml:space="preserve">과거 불만/반품 이력, 고객 만족도 조사 결과</w:t>
@@ -3078,7 +2988,7 @@
         </w:trPr>
         <w:tc>
           <w:tcPr>
-            <w:tcW w:w="2460" w:type="dxa"/>
+            <w:tcW w:w="1618" w:type="dxa"/>
             <w:tcMar>
               <w:top w:w="60" w:type="dxa"/>
               <w:left w:w="120" w:type="dxa"/>
@@ -3099,7 +3009,7 @@
         </w:tc>
         <w:tc>
           <w:tcPr>
-            <w:tcW w:w="6328" w:type="dxa"/>
+            <w:tcW w:w="7170" w:type="dxa"/>
             <w:tcMar>
               <w:top w:w="60" w:type="dxa"/>
               <w:left w:w="120" w:type="dxa"/>
@@ -3121,9 +3031,7 @@
       </w:tr>
       <w:tr>
         <w:tc>
-          <w:tcPr>
-            <w:tcW w:w="2460" w:type="dxa"/>
-          </w:tcPr>
+          <w:tcPr/>
           <w:p>
             <w:pPr>
               <w:pStyle w:val="Compact"/>
@@ -3135,7 +3043,7 @@
         </w:tc>
         <w:tc>
           <w:tcPr>
-            <w:tcW w:w="6328" w:type="dxa"/>
+            <w:tcW w:w="7170" w:type="dxa"/>
             <w:tcMar>
               <w:top w:w="60" w:type="dxa"/>
               <w:left w:w="120" w:type="dxa"/>
@@ -3168,6 +3076,7 @@
         </w:tc>
         <w:tc>
           <w:tcPr>
+            <w:tcW w:w="7170" w:type="dxa"/>
             <w:tcMar>
               <w:top w:w="60" w:type="dxa"/>
               <w:left w:w="120" w:type="dxa"/>
@@ -3199,9 +3108,7 @@
           </w:p>
         </w:tc>
         <w:tc>
-          <w:tcPr>
-            <w:tcW w:w="6328" w:type="dxa"/>
-          </w:tcPr>
+          <w:tcPr/>
           <w:p>
             <w:pPr>
               <w:pStyle w:val="Compact"/>
@@ -3214,19 +3121,10 @@
       </w:tr>
       <w:tr>
         <w:tc>
-          <w:tcPr>
-            <w:tcW w:w="2460" w:type="dxa"/>
-            <w:tcMar>
-              <w:top w:w="60" w:type="dxa"/>
-              <w:left w:w="120" w:type="dxa"/>
-              <w:bottom w:w="60" w:type="dxa"/>
-              <w:right w:w="120" w:type="dxa"/>
-            </w:tcMar>
-          </w:tcPr>
-          <w:p>
-            <w:pPr>
-              <w:pStyle w:val="Compact"/>
-              <w:wordWrap w:val="1"/>
+          <w:tcPr/>
+          <w:p>
+            <w:pPr>
+              <w:pStyle w:val="Compact"/>
             </w:pPr>
             <w:r>
               <w:t xml:space="preserve">고객 포털</w:t>
@@ -3235,6 +3133,7 @@
         </w:tc>
         <w:tc>
           <w:tcPr>
+            <w:tcW w:w="7170" w:type="dxa"/>
             <w:tcMar>
               <w:top w:w="60" w:type="dxa"/>
               <w:left w:w="120" w:type="dxa"/>
@@ -3285,269 +3184,413 @@
         <w:t xml:space="preserve">7.2 고객 불만 처리 절차</w:t>
       </w:r>
     </w:p>
-    <w:p>
-      <w:pPr>
-        <w:pStyle w:val="SourceCode"/>
-      </w:pPr>
-      <w:r>
-        <w:rPr>
-          <w:rStyle w:val="VerbatimChar"/>
-        </w:rPr>
-        <w:t xml:space="preserve">고객 불만 접수 (영업 담당자)</w:t>
-      </w:r>
-      <w:r>
-        <w:br/>
-      </w:r>
-      <w:r>
-        <w:rPr>
-          <w:rStyle w:val="VerbatimChar"/>
-        </w:rPr>
-        <w:t xml:space="preserve">         ↓</w:t>
-      </w:r>
-      <w:r>
-        <w:br/>
-      </w:r>
-      <w:r>
-        <w:rPr>
-          <w:rStyle w:val="VerbatimChar"/>
-        </w:rPr>
-        <w:t xml:space="preserve">접수 등록 — 고객 불만 대장 (QF-815-01) 기록</w:t>
-      </w:r>
-      <w:r>
-        <w:br/>
-      </w:r>
-      <w:r>
-        <w:rPr>
-          <w:rStyle w:val="VerbatimChar"/>
-        </w:rPr>
-        <w:t xml:space="preserve">         ↓</w:t>
-      </w:r>
-      <w:r>
-        <w:br/>
-      </w:r>
-      <w:r>
-        <w:rPr>
-          <w:rStyle w:val="VerbatimChar"/>
-        </w:rPr>
-        <w:t xml:space="preserve">접수 확인 회신 (24시간 이내)</w:t>
-      </w:r>
-      <w:r>
-        <w:br/>
-      </w:r>
-      <w:r>
-        <w:rPr>
-          <w:rStyle w:val="VerbatimChar"/>
-        </w:rPr>
-        <w:t xml:space="preserve">         ↓</w:t>
-      </w:r>
-      <w:r>
-        <w:br/>
-      </w:r>
-      <w:r>
-        <w:rPr>
-          <w:rStyle w:val="VerbatimChar"/>
-        </w:rPr>
-        <w:t xml:space="preserve">초기 분류 (품질팀장)</w:t>
-      </w:r>
-      <w:r>
-        <w:br/>
-      </w:r>
-      <w:r>
-        <w:rPr>
-          <w:rStyle w:val="VerbatimChar"/>
-        </w:rPr>
-        <w:t xml:space="preserve">├─ 품질 불량 → 불량 분석 (기술부서)</w:t>
-      </w:r>
-      <w:r>
-        <w:br/>
-      </w:r>
-      <w:r>
-        <w:rPr>
-          <w:rStyle w:val="VerbatimChar"/>
-        </w:rPr>
-        <w:t xml:space="preserve">├─ 납기 지연 → 영업/생산 확인</w:t>
-      </w:r>
-      <w:r>
-        <w:br/>
-      </w:r>
-      <w:r>
-        <w:rPr>
-          <w:rStyle w:val="VerbatimChar"/>
-        </w:rPr>
-        <w:t xml:space="preserve">├─ 사양 불일치 → 기술부서 확인</w:t>
-      </w:r>
-      <w:r>
-        <w:br/>
-      </w:r>
-      <w:r>
-        <w:rPr>
-          <w:rStyle w:val="VerbatimChar"/>
-        </w:rPr>
-        <w:t xml:space="preserve">└─ 안전 관련 → 즉시 QMR 보고 → 9절 참조</w:t>
-      </w:r>
-      <w:r>
-        <w:br/>
-      </w:r>
-      <w:r>
-        <w:rPr>
-          <w:rStyle w:val="VerbatimChar"/>
-        </w:rPr>
-        <w:t xml:space="preserve">         ↓</w:t>
-      </w:r>
-      <w:r>
-        <w:br/>
-      </w:r>
-      <w:r>
-        <w:rPr>
-          <w:rStyle w:val="VerbatimChar"/>
-        </w:rPr>
-        <w:t xml:space="preserve">원인 분석 (Root Cause Analysis)</w:t>
-      </w:r>
-      <w:r>
-        <w:br/>
-      </w:r>
-      <w:r>
-        <w:rPr>
-          <w:rStyle w:val="VerbatimChar"/>
-        </w:rPr>
-        <w:t xml:space="preserve">- 반품 분석 (해당 시)</w:t>
-      </w:r>
-      <w:r>
-        <w:br/>
-      </w:r>
-      <w:r>
-        <w:rPr>
-          <w:rStyle w:val="VerbatimChar"/>
-        </w:rPr>
-        <w:t xml:space="preserve">- 공정 데이터 확인</w:t>
-      </w:r>
-      <w:r>
-        <w:br/>
-      </w:r>
-      <w:r>
-        <w:rPr>
-          <w:rStyle w:val="VerbatimChar"/>
-        </w:rPr>
-        <w:t xml:space="preserve">- 추적성 조사 (QP-812)</w:t>
-      </w:r>
-      <w:r>
-        <w:br/>
-      </w:r>
-      <w:r>
-        <w:rPr>
-          <w:rStyle w:val="VerbatimChar"/>
-        </w:rPr>
-        <w:t xml:space="preserve">         ↓</w:t>
-      </w:r>
-      <w:r>
-        <w:br/>
-      </w:r>
-      <w:r>
-        <w:rPr>
-          <w:rStyle w:val="VerbatimChar"/>
-        </w:rPr>
-        <w:t xml:space="preserve">시정조치 수립 (QP-1001 연계)</w:t>
-      </w:r>
-      <w:r>
-        <w:br/>
-      </w:r>
-      <w:r>
-        <w:rPr>
-          <w:rStyle w:val="VerbatimChar"/>
-        </w:rPr>
-        <w:t xml:space="preserve">- 즉시 대응 (봉쇄 조치, 교환/수리 등)</w:t>
-      </w:r>
-      <w:r>
-        <w:br/>
-      </w:r>
-      <w:r>
-        <w:rPr>
-          <w:rStyle w:val="VerbatimChar"/>
-        </w:rPr>
-        <w:t xml:space="preserve">- 재발 방지 대책</w:t>
-      </w:r>
-      <w:r>
-        <w:br/>
-      </w:r>
-      <w:r>
-        <w:rPr>
-          <w:rStyle w:val="VerbatimChar"/>
-        </w:rPr>
-        <w:t xml:space="preserve">         ↓</w:t>
-      </w:r>
-      <w:r>
-        <w:br/>
-      </w:r>
-      <w:r>
-        <w:rPr>
-          <w:rStyle w:val="VerbatimChar"/>
-        </w:rPr>
-        <w:t xml:space="preserve">고객 회신 — 원인 분석 결과 및 시정조치 보고</w:t>
-      </w:r>
-      <w:r>
-        <w:br/>
-      </w:r>
-      <w:r>
-        <w:rPr>
-          <w:rStyle w:val="VerbatimChar"/>
-        </w:rPr>
-        <w:t xml:space="preserve">(접수 후 15영업일 이내, 고객 요구 기한 우선)</w:t>
-      </w:r>
-      <w:r>
-        <w:br/>
-      </w:r>
-      <w:r>
-        <w:rPr>
-          <w:rStyle w:val="VerbatimChar"/>
-        </w:rPr>
-        <w:t xml:space="preserve">         ↓</w:t>
-      </w:r>
-      <w:r>
-        <w:br/>
-      </w:r>
-      <w:r>
-        <w:rPr>
-          <w:rStyle w:val="VerbatimChar"/>
-        </w:rPr>
-        <w:t xml:space="preserve">시정조치 실행 및 효과성 검증</w:t>
-      </w:r>
-      <w:r>
-        <w:br/>
-      </w:r>
-      <w:r>
-        <w:rPr>
-          <w:rStyle w:val="VerbatimChar"/>
-        </w:rPr>
-        <w:t xml:space="preserve">         ↓</w:t>
-      </w:r>
-      <w:r>
-        <w:br/>
-      </w:r>
-      <w:r>
-        <w:rPr>
-          <w:rStyle w:val="VerbatimChar"/>
-        </w:rPr>
-        <w:t xml:space="preserve">고객 불만 종결 (품질팀장 승인)</w:t>
-      </w:r>
-      <w:r>
-        <w:br/>
-      </w:r>
-      <w:r>
-        <w:rPr>
-          <w:rStyle w:val="VerbatimChar"/>
-        </w:rPr>
-        <w:t xml:space="preserve">         ↓</w:t>
-      </w:r>
-      <w:r>
-        <w:br/>
-      </w:r>
-      <w:r>
-        <w:rPr>
-          <w:rStyle w:val="VerbatimChar"/>
-        </w:rPr>
-        <w:t xml:space="preserve">데이터 분석 — 경영검토 입력 (QP-904)</w:t>
-      </w:r>
-    </w:p>
+    <w:tbl>
+      <w:tblPr>
+        <w:tblLook w:firstColumn="1" w:firstRow="1" w:lastColumn="0" w:lastRow="0" w:noHBand="0" w:noVBand="1" w:val="04A0"/>
+        <w:tblW w:w="8788" w:type="dxa"/>
+        <w:tblBorders>
+          <w:top w:val="single" w:sz="4" w:color="2E74B5" w:space="0"/>
+          <w:left w:val="single" w:sz="4" w:color="2E74B5" w:space="0"/>
+          <w:bottom w:val="single" w:sz="4" w:color="2E74B5" w:space="0"/>
+          <w:right w:val="single" w:sz="4" w:color="2E74B5" w:space="0"/>
+          <w:insideH w:val="single" w:sz="4" w:color="BDD7EE" w:space="0"/>
+          <w:insideV w:val="single" w:sz="2" w:color="D9D9D9" w:space="0"/>
+        </w:tblBorders>
+      </w:tblPr>
+      <w:tblGrid>
+        <w:gridCol w:w="8788"/>
+      </w:tblGrid>
+      <w:tr>
+        <w:tc>
+          <w:tcPr>
+            <w:tcW w:w="8788" w:type="dxa"/>
+            <w:tcMar>
+              <w:top w:w="80" w:type="dxa"/>
+              <w:left w:w="140" w:type="dxa"/>
+              <w:bottom w:w="80" w:type="dxa"/>
+              <w:right w:w="140" w:type="dxa"/>
+            </w:tcMar>
+          </w:tcPr>
+          <w:p>
+            <w:pPr>
+              <w:spacing w:before="0" w:after="0" w:line="240" w:lineRule="auto"/>
+            </w:pPr>
+            <w:r>
+              <w:rPr>
+                <w:rFonts w:ascii="Courier New" w:hAnsi="Courier New" w:eastAsia="NanumGothicCoding"/>
+                <w:sz w:val="18"/>
+                <w:szCs w:val="18"/>
+              </w:rPr>
+              <w:t xml:space="preserve">고객 불만 접수 (영업 담당자)</w:t>
+            </w:r>
+          </w:p>
+          <w:p>
+            <w:pPr>
+              <w:spacing w:before="0" w:after="0" w:line="240" w:lineRule="auto"/>
+            </w:pPr>
+            <w:r>
+              <w:rPr>
+                <w:rFonts w:ascii="Courier New" w:hAnsi="Courier New" w:eastAsia="NanumGothicCoding"/>
+                <w:sz w:val="18"/>
+                <w:szCs w:val="18"/>
+              </w:rPr>
+              <w:t xml:space="preserve">         ↓</w:t>
+            </w:r>
+          </w:p>
+          <w:p>
+            <w:pPr>
+              <w:spacing w:before="0" w:after="0" w:line="240" w:lineRule="auto"/>
+            </w:pPr>
+            <w:r>
+              <w:rPr>
+                <w:rFonts w:ascii="Courier New" w:hAnsi="Courier New" w:eastAsia="NanumGothicCoding"/>
+                <w:sz w:val="18"/>
+                <w:szCs w:val="18"/>
+              </w:rPr>
+              <w:t xml:space="preserve">접수 등록 — 고객 불만 대장 (QF-815-01) 기록</w:t>
+            </w:r>
+          </w:p>
+          <w:p>
+            <w:pPr>
+              <w:spacing w:before="0" w:after="0" w:line="240" w:lineRule="auto"/>
+            </w:pPr>
+            <w:r>
+              <w:rPr>
+                <w:rFonts w:ascii="Courier New" w:hAnsi="Courier New" w:eastAsia="NanumGothicCoding"/>
+                <w:sz w:val="18"/>
+                <w:szCs w:val="18"/>
+              </w:rPr>
+              <w:t xml:space="preserve">         ↓</w:t>
+            </w:r>
+          </w:p>
+          <w:p>
+            <w:pPr>
+              <w:spacing w:before="0" w:after="0" w:line="240" w:lineRule="auto"/>
+            </w:pPr>
+            <w:r>
+              <w:rPr>
+                <w:rFonts w:ascii="Courier New" w:hAnsi="Courier New" w:eastAsia="NanumGothicCoding"/>
+                <w:sz w:val="18"/>
+                <w:szCs w:val="18"/>
+              </w:rPr>
+              <w:t xml:space="preserve">접수 확인 회신 (24시간 이내)</w:t>
+            </w:r>
+          </w:p>
+          <w:p>
+            <w:pPr>
+              <w:spacing w:before="0" w:after="0" w:line="240" w:lineRule="auto"/>
+            </w:pPr>
+            <w:r>
+              <w:rPr>
+                <w:rFonts w:ascii="Courier New" w:hAnsi="Courier New" w:eastAsia="NanumGothicCoding"/>
+                <w:sz w:val="18"/>
+                <w:szCs w:val="18"/>
+              </w:rPr>
+              <w:t xml:space="preserve">         ↓</w:t>
+            </w:r>
+          </w:p>
+          <w:p>
+            <w:pPr>
+              <w:spacing w:before="0" w:after="0" w:line="240" w:lineRule="auto"/>
+            </w:pPr>
+            <w:r>
+              <w:rPr>
+                <w:rFonts w:ascii="Courier New" w:hAnsi="Courier New" w:eastAsia="NanumGothicCoding"/>
+                <w:sz w:val="18"/>
+                <w:szCs w:val="18"/>
+              </w:rPr>
+              <w:t xml:space="preserve">초기 분류 (품질팀장)</w:t>
+            </w:r>
+          </w:p>
+          <w:p>
+            <w:pPr>
+              <w:spacing w:before="0" w:after="0" w:line="240" w:lineRule="auto"/>
+            </w:pPr>
+            <w:r>
+              <w:rPr>
+                <w:rFonts w:ascii="Courier New" w:hAnsi="Courier New" w:eastAsia="NanumGothicCoding"/>
+                <w:sz w:val="18"/>
+                <w:szCs w:val="18"/>
+              </w:rPr>
+              <w:t xml:space="preserve">├─ 품질 불량 → 불량 분석 (기술부서)</w:t>
+            </w:r>
+          </w:p>
+          <w:p>
+            <w:pPr>
+              <w:spacing w:before="0" w:after="0" w:line="240" w:lineRule="auto"/>
+            </w:pPr>
+            <w:r>
+              <w:rPr>
+                <w:rFonts w:ascii="Courier New" w:hAnsi="Courier New" w:eastAsia="NanumGothicCoding"/>
+                <w:sz w:val="18"/>
+                <w:szCs w:val="18"/>
+              </w:rPr>
+              <w:t xml:space="preserve">├─ 납기 지연 → 영업/생산 확인</w:t>
+            </w:r>
+          </w:p>
+          <w:p>
+            <w:pPr>
+              <w:spacing w:before="0" w:after="0" w:line="240" w:lineRule="auto"/>
+            </w:pPr>
+            <w:r>
+              <w:rPr>
+                <w:rFonts w:ascii="Courier New" w:hAnsi="Courier New" w:eastAsia="NanumGothicCoding"/>
+                <w:sz w:val="18"/>
+                <w:szCs w:val="18"/>
+              </w:rPr>
+              <w:t xml:space="preserve">├─ 사양 불일치 → 기술부서 확인</w:t>
+            </w:r>
+          </w:p>
+          <w:p>
+            <w:pPr>
+              <w:spacing w:before="0" w:after="0" w:line="240" w:lineRule="auto"/>
+            </w:pPr>
+            <w:r>
+              <w:rPr>
+                <w:rFonts w:ascii="Courier New" w:hAnsi="Courier New" w:eastAsia="NanumGothicCoding"/>
+                <w:sz w:val="18"/>
+                <w:szCs w:val="18"/>
+              </w:rPr>
+              <w:t xml:space="preserve">└─ 안전 관련 → 즉시 QMR 보고 → 9절 참조</w:t>
+            </w:r>
+          </w:p>
+          <w:p>
+            <w:pPr>
+              <w:spacing w:before="0" w:after="0" w:line="240" w:lineRule="auto"/>
+            </w:pPr>
+            <w:r>
+              <w:rPr>
+                <w:rFonts w:ascii="Courier New" w:hAnsi="Courier New" w:eastAsia="NanumGothicCoding"/>
+                <w:sz w:val="18"/>
+                <w:szCs w:val="18"/>
+              </w:rPr>
+              <w:t xml:space="preserve">         ↓</w:t>
+            </w:r>
+          </w:p>
+          <w:p>
+            <w:pPr>
+              <w:spacing w:before="0" w:after="0" w:line="240" w:lineRule="auto"/>
+            </w:pPr>
+            <w:r>
+              <w:rPr>
+                <w:rFonts w:ascii="Courier New" w:hAnsi="Courier New" w:eastAsia="NanumGothicCoding"/>
+                <w:sz w:val="18"/>
+                <w:szCs w:val="18"/>
+              </w:rPr>
+              <w:t xml:space="preserve">원인 분석 (Root Cause Analysis)</w:t>
+            </w:r>
+          </w:p>
+          <w:p>
+            <w:pPr>
+              <w:spacing w:before="0" w:after="0" w:line="240" w:lineRule="auto"/>
+            </w:pPr>
+            <w:r>
+              <w:rPr>
+                <w:rFonts w:ascii="Courier New" w:hAnsi="Courier New" w:eastAsia="NanumGothicCoding"/>
+                <w:sz w:val="18"/>
+                <w:szCs w:val="18"/>
+              </w:rPr>
+              <w:t xml:space="preserve">- 반품 분석 (해당 시)</w:t>
+            </w:r>
+          </w:p>
+          <w:p>
+            <w:pPr>
+              <w:spacing w:before="0" w:after="0" w:line="240" w:lineRule="auto"/>
+            </w:pPr>
+            <w:r>
+              <w:rPr>
+                <w:rFonts w:ascii="Courier New" w:hAnsi="Courier New" w:eastAsia="NanumGothicCoding"/>
+                <w:sz w:val="18"/>
+                <w:szCs w:val="18"/>
+              </w:rPr>
+              <w:t xml:space="preserve">- 공정 데이터 확인</w:t>
+            </w:r>
+          </w:p>
+          <w:p>
+            <w:pPr>
+              <w:spacing w:before="0" w:after="0" w:line="240" w:lineRule="auto"/>
+            </w:pPr>
+            <w:r>
+              <w:rPr>
+                <w:rFonts w:ascii="Courier New" w:hAnsi="Courier New" w:eastAsia="NanumGothicCoding"/>
+                <w:sz w:val="18"/>
+                <w:szCs w:val="18"/>
+              </w:rPr>
+              <w:t xml:space="preserve">- 추적성 조사 (QP-812)</w:t>
+            </w:r>
+          </w:p>
+          <w:p>
+            <w:pPr>
+              <w:spacing w:before="0" w:after="0" w:line="240" w:lineRule="auto"/>
+            </w:pPr>
+            <w:r>
+              <w:rPr>
+                <w:rFonts w:ascii="Courier New" w:hAnsi="Courier New" w:eastAsia="NanumGothicCoding"/>
+                <w:sz w:val="18"/>
+                <w:szCs w:val="18"/>
+              </w:rPr>
+              <w:t xml:space="preserve">         ↓</w:t>
+            </w:r>
+          </w:p>
+          <w:p>
+            <w:pPr>
+              <w:spacing w:before="0" w:after="0" w:line="240" w:lineRule="auto"/>
+            </w:pPr>
+            <w:r>
+              <w:rPr>
+                <w:rFonts w:ascii="Courier New" w:hAnsi="Courier New" w:eastAsia="NanumGothicCoding"/>
+                <w:sz w:val="18"/>
+                <w:szCs w:val="18"/>
+              </w:rPr>
+              <w:t xml:space="preserve">시정조치 수립 (QP-1001 연계)</w:t>
+            </w:r>
+          </w:p>
+          <w:p>
+            <w:pPr>
+              <w:spacing w:before="0" w:after="0" w:line="240" w:lineRule="auto"/>
+            </w:pPr>
+            <w:r>
+              <w:rPr>
+                <w:rFonts w:ascii="Courier New" w:hAnsi="Courier New" w:eastAsia="NanumGothicCoding"/>
+                <w:sz w:val="18"/>
+                <w:szCs w:val="18"/>
+              </w:rPr>
+              <w:t xml:space="preserve">- 즉시 대응 (봉쇄 조치, 교환/수리 등)</w:t>
+            </w:r>
+          </w:p>
+          <w:p>
+            <w:pPr>
+              <w:spacing w:before="0" w:after="0" w:line="240" w:lineRule="auto"/>
+            </w:pPr>
+            <w:r>
+              <w:rPr>
+                <w:rFonts w:ascii="Courier New" w:hAnsi="Courier New" w:eastAsia="NanumGothicCoding"/>
+                <w:sz w:val="18"/>
+                <w:szCs w:val="18"/>
+              </w:rPr>
+              <w:t xml:space="preserve">- 재발 방지 대책</w:t>
+            </w:r>
+          </w:p>
+          <w:p>
+            <w:pPr>
+              <w:spacing w:before="0" w:after="0" w:line="240" w:lineRule="auto"/>
+            </w:pPr>
+            <w:r>
+              <w:rPr>
+                <w:rFonts w:ascii="Courier New" w:hAnsi="Courier New" w:eastAsia="NanumGothicCoding"/>
+                <w:sz w:val="18"/>
+                <w:szCs w:val="18"/>
+              </w:rPr>
+              <w:t xml:space="preserve">         ↓</w:t>
+            </w:r>
+          </w:p>
+          <w:p>
+            <w:pPr>
+              <w:spacing w:before="0" w:after="0" w:line="240" w:lineRule="auto"/>
+            </w:pPr>
+            <w:r>
+              <w:rPr>
+                <w:rFonts w:ascii="Courier New" w:hAnsi="Courier New" w:eastAsia="NanumGothicCoding"/>
+                <w:sz w:val="18"/>
+                <w:szCs w:val="18"/>
+              </w:rPr>
+              <w:t xml:space="preserve">고객 회신 — 원인 분석 결과 및 시정조치 보고</w:t>
+            </w:r>
+          </w:p>
+          <w:p>
+            <w:pPr>
+              <w:spacing w:before="0" w:after="0" w:line="240" w:lineRule="auto"/>
+            </w:pPr>
+            <w:r>
+              <w:rPr>
+                <w:rFonts w:ascii="Courier New" w:hAnsi="Courier New" w:eastAsia="NanumGothicCoding"/>
+                <w:sz w:val="18"/>
+                <w:szCs w:val="18"/>
+              </w:rPr>
+              <w:t xml:space="preserve">(접수 후 15영업일 이내, 고객 요구 기한 우선)</w:t>
+            </w:r>
+          </w:p>
+          <w:p>
+            <w:pPr>
+              <w:spacing w:before="0" w:after="0" w:line="240" w:lineRule="auto"/>
+            </w:pPr>
+            <w:r>
+              <w:rPr>
+                <w:rFonts w:ascii="Courier New" w:hAnsi="Courier New" w:eastAsia="NanumGothicCoding"/>
+                <w:sz w:val="18"/>
+                <w:szCs w:val="18"/>
+              </w:rPr>
+              <w:t xml:space="preserve">         ↓</w:t>
+            </w:r>
+          </w:p>
+          <w:p>
+            <w:pPr>
+              <w:spacing w:before="0" w:after="0" w:line="240" w:lineRule="auto"/>
+            </w:pPr>
+            <w:r>
+              <w:rPr>
+                <w:rFonts w:ascii="Courier New" w:hAnsi="Courier New" w:eastAsia="NanumGothicCoding"/>
+                <w:sz w:val="18"/>
+                <w:szCs w:val="18"/>
+              </w:rPr>
+              <w:t xml:space="preserve">시정조치 실행 및 효과성 검증</w:t>
+            </w:r>
+          </w:p>
+          <w:p>
+            <w:pPr>
+              <w:spacing w:before="0" w:after="0" w:line="240" w:lineRule="auto"/>
+            </w:pPr>
+            <w:r>
+              <w:rPr>
+                <w:rFonts w:ascii="Courier New" w:hAnsi="Courier New" w:eastAsia="NanumGothicCoding"/>
+                <w:sz w:val="18"/>
+                <w:szCs w:val="18"/>
+              </w:rPr>
+              <w:t xml:space="preserve">         ↓</w:t>
+            </w:r>
+          </w:p>
+          <w:p>
+            <w:pPr>
+              <w:spacing w:before="0" w:after="0" w:line="240" w:lineRule="auto"/>
+            </w:pPr>
+            <w:r>
+              <w:rPr>
+                <w:rFonts w:ascii="Courier New" w:hAnsi="Courier New" w:eastAsia="NanumGothicCoding"/>
+                <w:sz w:val="18"/>
+                <w:szCs w:val="18"/>
+              </w:rPr>
+              <w:t xml:space="preserve">고객 불만 종결 (품질팀장 승인)</w:t>
+            </w:r>
+          </w:p>
+          <w:p>
+            <w:pPr>
+              <w:spacing w:before="0" w:after="0" w:line="240" w:lineRule="auto"/>
+            </w:pPr>
+            <w:r>
+              <w:rPr>
+                <w:rFonts w:ascii="Courier New" w:hAnsi="Courier New" w:eastAsia="NanumGothicCoding"/>
+                <w:sz w:val="18"/>
+                <w:szCs w:val="18"/>
+              </w:rPr>
+              <w:t xml:space="preserve">         ↓</w:t>
+            </w:r>
+          </w:p>
+          <w:p>
+            <w:pPr>
+              <w:spacing w:before="0" w:after="0" w:line="240" w:lineRule="auto"/>
+            </w:pPr>
+            <w:r>
+              <w:rPr>
+                <w:rFonts w:ascii="Courier New" w:hAnsi="Courier New" w:eastAsia="NanumGothicCoding"/>
+                <w:sz w:val="18"/>
+                <w:szCs w:val="18"/>
+              </w:rPr>
+              <w:t xml:space="preserve">데이터 분석 — 경영검토 입력 (QP-904)</w:t>
+            </w:r>
+          </w:p>
+        </w:tc>
+      </w:tr>
+    </w:tbl>
     <w:bookmarkEnd w:id="23"/>
     <w:bookmarkStart w:id="24" w:name="고객-불만-분류-및-대응-등급"/>
     <w:p>
@@ -3855,314 +3898,478 @@
         <w:t xml:space="preserve">8.1 RMA 절차</w:t>
       </w:r>
     </w:p>
-    <w:p>
-      <w:pPr>
-        <w:pStyle w:val="SourceCode"/>
-      </w:pPr>
-      <w:r>
-        <w:rPr>
-          <w:rStyle w:val="VerbatimChar"/>
-        </w:rPr>
-        <w:t xml:space="preserve">고객 반품 요청</w:t>
-      </w:r>
-      <w:r>
-        <w:br/>
-      </w:r>
-      <w:r>
-        <w:rPr>
-          <w:rStyle w:val="VerbatimChar"/>
-        </w:rPr>
-        <w:t xml:space="preserve">      ↓</w:t>
-      </w:r>
-      <w:r>
-        <w:br/>
-      </w:r>
-      <w:r>
-        <w:rPr>
-          <w:rStyle w:val="VerbatimChar"/>
-        </w:rPr>
-        <w:t xml:space="preserve">영업 담당자: 반품 사유 확인, 보증 조건 확인</w:t>
-      </w:r>
-      <w:r>
-        <w:br/>
-      </w:r>
-      <w:r>
-        <w:rPr>
-          <w:rStyle w:val="VerbatimChar"/>
-        </w:rPr>
-        <w:t xml:space="preserve">      ↓</w:t>
-      </w:r>
-      <w:r>
-        <w:br/>
-      </w:r>
-      <w:r>
-        <w:rPr>
-          <w:rStyle w:val="VerbatimChar"/>
-        </w:rPr>
-        <w:t xml:space="preserve">RMA 번호 발행 (QF-815-02)</w:t>
-      </w:r>
-      <w:r>
-        <w:br/>
-      </w:r>
-      <w:r>
-        <w:rPr>
-          <w:rStyle w:val="VerbatimChar"/>
-        </w:rPr>
-        <w:t xml:space="preserve">- RMA 번호 체계: RMA-YYMMDD-NNN</w:t>
-      </w:r>
-      <w:r>
-        <w:br/>
-      </w:r>
-      <w:r>
-        <w:rPr>
-          <w:rStyle w:val="VerbatimChar"/>
-        </w:rPr>
-        <w:t xml:space="preserve">      ↓</w:t>
-      </w:r>
-      <w:r>
-        <w:br/>
-      </w:r>
-      <w:r>
-        <w:rPr>
-          <w:rStyle w:val="VerbatimChar"/>
-        </w:rPr>
-        <w:t xml:space="preserve">고객에게 RMA 번호 및 반품 지침 통보</w:t>
-      </w:r>
-      <w:r>
-        <w:br/>
-      </w:r>
-      <w:r>
-        <w:rPr>
-          <w:rStyle w:val="VerbatimChar"/>
-        </w:rPr>
-        <w:t xml:space="preserve">- 반품 포장 요건</w:t>
-      </w:r>
-      <w:r>
-        <w:br/>
-      </w:r>
-      <w:r>
-        <w:rPr>
-          <w:rStyle w:val="VerbatimChar"/>
-        </w:rPr>
-        <w:t xml:space="preserve">- 반품 운송 방법</w:t>
-      </w:r>
-      <w:r>
-        <w:br/>
-      </w:r>
-      <w:r>
-        <w:rPr>
-          <w:rStyle w:val="VerbatimChar"/>
-        </w:rPr>
-        <w:t xml:space="preserve">- 반품 주소</w:t>
-      </w:r>
-      <w:r>
-        <w:br/>
-      </w:r>
-      <w:r>
-        <w:rPr>
-          <w:rStyle w:val="VerbatimChar"/>
-        </w:rPr>
-        <w:t xml:space="preserve">      ↓</w:t>
-      </w:r>
-      <w:r>
-        <w:br/>
-      </w:r>
-      <w:r>
-        <w:rPr>
-          <w:rStyle w:val="VerbatimChar"/>
-        </w:rPr>
-        <w:t xml:space="preserve">반품 입고 (자재/창고 담당자)</w:t>
-      </w:r>
-      <w:r>
-        <w:br/>
-      </w:r>
-      <w:r>
-        <w:rPr>
-          <w:rStyle w:val="VerbatimChar"/>
-        </w:rPr>
-        <w:t xml:space="preserve">- RMA 번호 확인</w:t>
-      </w:r>
-      <w:r>
-        <w:br/>
-      </w:r>
-      <w:r>
-        <w:rPr>
-          <w:rStyle w:val="VerbatimChar"/>
-        </w:rPr>
-        <w:t xml:space="preserve">- 수량 및 외관 확인</w:t>
-      </w:r>
-      <w:r>
-        <w:br/>
-      </w:r>
-      <w:r>
-        <w:rPr>
-          <w:rStyle w:val="VerbatimChar"/>
-        </w:rPr>
-        <w:t xml:space="preserve">- RMA 전용 보관 구역에 격리 보관</w:t>
-      </w:r>
-      <w:r>
-        <w:br/>
-      </w:r>
-      <w:r>
-        <w:rPr>
-          <w:rStyle w:val="VerbatimChar"/>
-        </w:rPr>
-        <w:t xml:space="preserve">      ↓</w:t>
-      </w:r>
-      <w:r>
-        <w:br/>
-      </w:r>
-      <w:r>
-        <w:rPr>
-          <w:rStyle w:val="VerbatimChar"/>
-        </w:rPr>
-        <w:t xml:space="preserve">반품 분석 (기술부서 + 품질팀)</w:t>
-      </w:r>
-      <w:r>
-        <w:br/>
-      </w:r>
-      <w:r>
-        <w:rPr>
-          <w:rStyle w:val="VerbatimChar"/>
-        </w:rPr>
-        <w:t xml:space="preserve">- 외관 검사</w:t>
-      </w:r>
-      <w:r>
-        <w:br/>
-      </w:r>
-      <w:r>
-        <w:rPr>
-          <w:rStyle w:val="VerbatimChar"/>
-        </w:rPr>
-        <w:t xml:space="preserve">- 기능 시험</w:t>
-      </w:r>
-      <w:r>
-        <w:br/>
-      </w:r>
-      <w:r>
-        <w:rPr>
-          <w:rStyle w:val="VerbatimChar"/>
-        </w:rPr>
-        <w:t xml:space="preserve">- 불량 모드 분류</w:t>
-      </w:r>
-      <w:r>
-        <w:br/>
-      </w:r>
-      <w:r>
-        <w:rPr>
-          <w:rStyle w:val="VerbatimChar"/>
-        </w:rPr>
-        <w:t xml:space="preserve">- 근본 원인 분석</w:t>
-      </w:r>
-      <w:r>
-        <w:br/>
-      </w:r>
-      <w:r>
-        <w:rPr>
-          <w:rStyle w:val="VerbatimChar"/>
-        </w:rPr>
-        <w:t xml:space="preserve">      ↓</w:t>
-      </w:r>
-      <w:r>
-        <w:br/>
-      </w:r>
-      <w:r>
-        <w:rPr>
-          <w:rStyle w:val="VerbatimChar"/>
-        </w:rPr>
-        <w:t xml:space="preserve">분석 보고서 작성 (QF-815-03)</w:t>
-      </w:r>
-      <w:r>
-        <w:br/>
-      </w:r>
-      <w:r>
-        <w:rPr>
-          <w:rStyle w:val="VerbatimChar"/>
-        </w:rPr>
-        <w:t xml:space="preserve">      ↓</w:t>
-      </w:r>
-      <w:r>
-        <w:br/>
-      </w:r>
-      <w:r>
-        <w:rPr>
-          <w:rStyle w:val="VerbatimChar"/>
-        </w:rPr>
-        <w:t xml:space="preserve">처분 결정 (품질팀장)</w:t>
-      </w:r>
-      <w:r>
-        <w:br/>
-      </w:r>
-      <w:r>
-        <w:rPr>
-          <w:rStyle w:val="VerbatimChar"/>
-        </w:rPr>
-        <w:t xml:space="preserve">├─ 수리 후 반환 → 수리 → 재검사 → 출하</w:t>
-      </w:r>
-      <w:r>
-        <w:br/>
-      </w:r>
-      <w:r>
-        <w:rPr>
-          <w:rStyle w:val="VerbatimChar"/>
-        </w:rPr>
-        <w:t xml:space="preserve">├─ 교환 → 양품 출하, 불량품 보관/폐기</w:t>
-      </w:r>
-      <w:r>
-        <w:br/>
-      </w:r>
-      <w:r>
-        <w:rPr>
-          <w:rStyle w:val="VerbatimChar"/>
-        </w:rPr>
-        <w:t xml:space="preserve">├─ 환불 → 영업팀 환불 처리</w:t>
-      </w:r>
-      <w:r>
-        <w:br/>
-      </w:r>
-      <w:r>
-        <w:rPr>
-          <w:rStyle w:val="VerbatimChar"/>
-        </w:rPr>
-        <w:t xml:space="preserve">└─ 고객 책임 (오사용 등) → 분석 결과 통보</w:t>
-      </w:r>
-      <w:r>
-        <w:br/>
-      </w:r>
-      <w:r>
-        <w:rPr>
-          <w:rStyle w:val="VerbatimChar"/>
-        </w:rPr>
-        <w:t xml:space="preserve">      ↓</w:t>
-      </w:r>
-      <w:r>
-        <w:br/>
-      </w:r>
-      <w:r>
-        <w:rPr>
-          <w:rStyle w:val="VerbatimChar"/>
-        </w:rPr>
-        <w:t xml:space="preserve">고객 회신 — 분석 결과 및 처분 결과 보고</w:t>
-      </w:r>
-      <w:r>
-        <w:br/>
-      </w:r>
-      <w:r>
-        <w:rPr>
-          <w:rStyle w:val="VerbatimChar"/>
-        </w:rPr>
-        <w:t xml:space="preserve">      ↓</w:t>
-      </w:r>
-      <w:r>
-        <w:br/>
-      </w:r>
-      <w:r>
-        <w:rPr>
-          <w:rStyle w:val="VerbatimChar"/>
-        </w:rPr>
-        <w:t xml:space="preserve">RMA 종결 및 기록 완료</w:t>
-      </w:r>
-    </w:p>
+    <w:tbl>
+      <w:tblPr>
+        <w:tblLook w:firstColumn="1" w:firstRow="1" w:lastColumn="0" w:lastRow="0" w:noHBand="0" w:noVBand="1" w:val="04A0"/>
+        <w:tblW w:w="8788" w:type="dxa"/>
+        <w:tblBorders>
+          <w:top w:val="single" w:sz="4" w:color="2E74B5" w:space="0"/>
+          <w:left w:val="single" w:sz="4" w:color="2E74B5" w:space="0"/>
+          <w:bottom w:val="single" w:sz="4" w:color="2E74B5" w:space="0"/>
+          <w:right w:val="single" w:sz="4" w:color="2E74B5" w:space="0"/>
+          <w:insideH w:val="single" w:sz="4" w:color="BDD7EE" w:space="0"/>
+          <w:insideV w:val="single" w:sz="2" w:color="D9D9D9" w:space="0"/>
+        </w:tblBorders>
+      </w:tblPr>
+      <w:tblGrid>
+        <w:gridCol w:w="8788"/>
+      </w:tblGrid>
+      <w:tr>
+        <w:tc>
+          <w:tcPr>
+            <w:tcW w:w="8788" w:type="dxa"/>
+            <w:tcMar>
+              <w:top w:w="80" w:type="dxa"/>
+              <w:left w:w="140" w:type="dxa"/>
+              <w:bottom w:w="80" w:type="dxa"/>
+              <w:right w:w="140" w:type="dxa"/>
+            </w:tcMar>
+          </w:tcPr>
+          <w:p>
+            <w:pPr>
+              <w:spacing w:before="0" w:after="0" w:line="240" w:lineRule="auto"/>
+            </w:pPr>
+            <w:r>
+              <w:rPr>
+                <w:rFonts w:ascii="Courier New" w:hAnsi="Courier New" w:eastAsia="NanumGothicCoding"/>
+                <w:sz w:val="18"/>
+                <w:szCs w:val="18"/>
+              </w:rPr>
+              <w:t xml:space="preserve">고객 반품 요청</w:t>
+            </w:r>
+          </w:p>
+          <w:p>
+            <w:pPr>
+              <w:spacing w:before="0" w:after="0" w:line="240" w:lineRule="auto"/>
+            </w:pPr>
+            <w:r>
+              <w:rPr>
+                <w:rFonts w:ascii="Courier New" w:hAnsi="Courier New" w:eastAsia="NanumGothicCoding"/>
+                <w:sz w:val="18"/>
+                <w:szCs w:val="18"/>
+              </w:rPr>
+              <w:t xml:space="preserve">      ↓</w:t>
+            </w:r>
+          </w:p>
+          <w:p>
+            <w:pPr>
+              <w:spacing w:before="0" w:after="0" w:line="240" w:lineRule="auto"/>
+            </w:pPr>
+            <w:r>
+              <w:rPr>
+                <w:rFonts w:ascii="Courier New" w:hAnsi="Courier New" w:eastAsia="NanumGothicCoding"/>
+                <w:sz w:val="18"/>
+                <w:szCs w:val="18"/>
+              </w:rPr>
+              <w:t xml:space="preserve">영업 담당자: 반품 사유 확인, 보증 조건 확인</w:t>
+            </w:r>
+          </w:p>
+          <w:p>
+            <w:pPr>
+              <w:spacing w:before="0" w:after="0" w:line="240" w:lineRule="auto"/>
+            </w:pPr>
+            <w:r>
+              <w:rPr>
+                <w:rFonts w:ascii="Courier New" w:hAnsi="Courier New" w:eastAsia="NanumGothicCoding"/>
+                <w:sz w:val="18"/>
+                <w:szCs w:val="18"/>
+              </w:rPr>
+              <w:t xml:space="preserve">      ↓</w:t>
+            </w:r>
+          </w:p>
+          <w:p>
+            <w:pPr>
+              <w:spacing w:before="0" w:after="0" w:line="240" w:lineRule="auto"/>
+            </w:pPr>
+            <w:r>
+              <w:rPr>
+                <w:rFonts w:ascii="Courier New" w:hAnsi="Courier New" w:eastAsia="NanumGothicCoding"/>
+                <w:sz w:val="18"/>
+                <w:szCs w:val="18"/>
+              </w:rPr>
+              <w:t xml:space="preserve">RMA 번호 발행 (QF-815-02)</w:t>
+            </w:r>
+          </w:p>
+          <w:p>
+            <w:pPr>
+              <w:spacing w:before="0" w:after="0" w:line="240" w:lineRule="auto"/>
+            </w:pPr>
+            <w:r>
+              <w:rPr>
+                <w:rFonts w:ascii="Courier New" w:hAnsi="Courier New" w:eastAsia="NanumGothicCoding"/>
+                <w:sz w:val="18"/>
+                <w:szCs w:val="18"/>
+              </w:rPr>
+              <w:t xml:space="preserve">- RMA 번호 체계: RMA-YYMMDD-NNN</w:t>
+            </w:r>
+          </w:p>
+          <w:p>
+            <w:pPr>
+              <w:spacing w:before="0" w:after="0" w:line="240" w:lineRule="auto"/>
+            </w:pPr>
+            <w:r>
+              <w:rPr>
+                <w:rFonts w:ascii="Courier New" w:hAnsi="Courier New" w:eastAsia="NanumGothicCoding"/>
+                <w:sz w:val="18"/>
+                <w:szCs w:val="18"/>
+              </w:rPr>
+              <w:t xml:space="preserve">      ↓</w:t>
+            </w:r>
+          </w:p>
+          <w:p>
+            <w:pPr>
+              <w:spacing w:before="0" w:after="0" w:line="240" w:lineRule="auto"/>
+            </w:pPr>
+            <w:r>
+              <w:rPr>
+                <w:rFonts w:ascii="Courier New" w:hAnsi="Courier New" w:eastAsia="NanumGothicCoding"/>
+                <w:sz w:val="18"/>
+                <w:szCs w:val="18"/>
+              </w:rPr>
+              <w:t xml:space="preserve">고객에게 RMA 번호 및 반품 지침 통보</w:t>
+            </w:r>
+          </w:p>
+          <w:p>
+            <w:pPr>
+              <w:spacing w:before="0" w:after="0" w:line="240" w:lineRule="auto"/>
+            </w:pPr>
+            <w:r>
+              <w:rPr>
+                <w:rFonts w:ascii="Courier New" w:hAnsi="Courier New" w:eastAsia="NanumGothicCoding"/>
+                <w:sz w:val="18"/>
+                <w:szCs w:val="18"/>
+              </w:rPr>
+              <w:t xml:space="preserve">- 반품 포장 요건</w:t>
+            </w:r>
+          </w:p>
+          <w:p>
+            <w:pPr>
+              <w:spacing w:before="0" w:after="0" w:line="240" w:lineRule="auto"/>
+            </w:pPr>
+            <w:r>
+              <w:rPr>
+                <w:rFonts w:ascii="Courier New" w:hAnsi="Courier New" w:eastAsia="NanumGothicCoding"/>
+                <w:sz w:val="18"/>
+                <w:szCs w:val="18"/>
+              </w:rPr>
+              <w:t xml:space="preserve">- 반품 운송 방법</w:t>
+            </w:r>
+          </w:p>
+          <w:p>
+            <w:pPr>
+              <w:spacing w:before="0" w:after="0" w:line="240" w:lineRule="auto"/>
+            </w:pPr>
+            <w:r>
+              <w:rPr>
+                <w:rFonts w:ascii="Courier New" w:hAnsi="Courier New" w:eastAsia="NanumGothicCoding"/>
+                <w:sz w:val="18"/>
+                <w:szCs w:val="18"/>
+              </w:rPr>
+              <w:t xml:space="preserve">- 반품 주소</w:t>
+            </w:r>
+          </w:p>
+          <w:p>
+            <w:pPr>
+              <w:spacing w:before="0" w:after="0" w:line="240" w:lineRule="auto"/>
+            </w:pPr>
+            <w:r>
+              <w:rPr>
+                <w:rFonts w:ascii="Courier New" w:hAnsi="Courier New" w:eastAsia="NanumGothicCoding"/>
+                <w:sz w:val="18"/>
+                <w:szCs w:val="18"/>
+              </w:rPr>
+              <w:t xml:space="preserve">      ↓</w:t>
+            </w:r>
+          </w:p>
+          <w:p>
+            <w:pPr>
+              <w:spacing w:before="0" w:after="0" w:line="240" w:lineRule="auto"/>
+            </w:pPr>
+            <w:r>
+              <w:rPr>
+                <w:rFonts w:ascii="Courier New" w:hAnsi="Courier New" w:eastAsia="NanumGothicCoding"/>
+                <w:sz w:val="18"/>
+                <w:szCs w:val="18"/>
+              </w:rPr>
+              <w:t xml:space="preserve">반품 입고 (자재/창고 담당자)</w:t>
+            </w:r>
+          </w:p>
+          <w:p>
+            <w:pPr>
+              <w:spacing w:before="0" w:after="0" w:line="240" w:lineRule="auto"/>
+            </w:pPr>
+            <w:r>
+              <w:rPr>
+                <w:rFonts w:ascii="Courier New" w:hAnsi="Courier New" w:eastAsia="NanumGothicCoding"/>
+                <w:sz w:val="18"/>
+                <w:szCs w:val="18"/>
+              </w:rPr>
+              <w:t xml:space="preserve">- RMA 번호 확인</w:t>
+            </w:r>
+          </w:p>
+          <w:p>
+            <w:pPr>
+              <w:spacing w:before="0" w:after="0" w:line="240" w:lineRule="auto"/>
+            </w:pPr>
+            <w:r>
+              <w:rPr>
+                <w:rFonts w:ascii="Courier New" w:hAnsi="Courier New" w:eastAsia="NanumGothicCoding"/>
+                <w:sz w:val="18"/>
+                <w:szCs w:val="18"/>
+              </w:rPr>
+              <w:t xml:space="preserve">- 수량 및 외관 확인</w:t>
+            </w:r>
+          </w:p>
+          <w:p>
+            <w:pPr>
+              <w:spacing w:before="0" w:after="0" w:line="240" w:lineRule="auto"/>
+            </w:pPr>
+            <w:r>
+              <w:rPr>
+                <w:rFonts w:ascii="Courier New" w:hAnsi="Courier New" w:eastAsia="NanumGothicCoding"/>
+                <w:sz w:val="18"/>
+                <w:szCs w:val="18"/>
+              </w:rPr>
+              <w:t xml:space="preserve">- RMA 전용 보관 구역에 격리 보관</w:t>
+            </w:r>
+          </w:p>
+          <w:p>
+            <w:pPr>
+              <w:spacing w:before="0" w:after="0" w:line="240" w:lineRule="auto"/>
+            </w:pPr>
+            <w:r>
+              <w:rPr>
+                <w:rFonts w:ascii="Courier New" w:hAnsi="Courier New" w:eastAsia="NanumGothicCoding"/>
+                <w:sz w:val="18"/>
+                <w:szCs w:val="18"/>
+              </w:rPr>
+              <w:t xml:space="preserve">      ↓</w:t>
+            </w:r>
+          </w:p>
+          <w:p>
+            <w:pPr>
+              <w:spacing w:before="0" w:after="0" w:line="240" w:lineRule="auto"/>
+            </w:pPr>
+            <w:r>
+              <w:rPr>
+                <w:rFonts w:ascii="Courier New" w:hAnsi="Courier New" w:eastAsia="NanumGothicCoding"/>
+                <w:sz w:val="18"/>
+                <w:szCs w:val="18"/>
+              </w:rPr>
+              <w:t xml:space="preserve">반품 분석 (기술부서 + 품질팀)</w:t>
+            </w:r>
+          </w:p>
+          <w:p>
+            <w:pPr>
+              <w:spacing w:before="0" w:after="0" w:line="240" w:lineRule="auto"/>
+            </w:pPr>
+            <w:r>
+              <w:rPr>
+                <w:rFonts w:ascii="Courier New" w:hAnsi="Courier New" w:eastAsia="NanumGothicCoding"/>
+                <w:sz w:val="18"/>
+                <w:szCs w:val="18"/>
+              </w:rPr>
+              <w:t xml:space="preserve">- 외관 검사</w:t>
+            </w:r>
+          </w:p>
+          <w:p>
+            <w:pPr>
+              <w:spacing w:before="0" w:after="0" w:line="240" w:lineRule="auto"/>
+            </w:pPr>
+            <w:r>
+              <w:rPr>
+                <w:rFonts w:ascii="Courier New" w:hAnsi="Courier New" w:eastAsia="NanumGothicCoding"/>
+                <w:sz w:val="18"/>
+                <w:szCs w:val="18"/>
+              </w:rPr>
+              <w:t xml:space="preserve">- 기능 시험</w:t>
+            </w:r>
+          </w:p>
+          <w:p>
+            <w:pPr>
+              <w:spacing w:before="0" w:after="0" w:line="240" w:lineRule="auto"/>
+            </w:pPr>
+            <w:r>
+              <w:rPr>
+                <w:rFonts w:ascii="Courier New" w:hAnsi="Courier New" w:eastAsia="NanumGothicCoding"/>
+                <w:sz w:val="18"/>
+                <w:szCs w:val="18"/>
+              </w:rPr>
+              <w:t xml:space="preserve">- 불량 모드 분류</w:t>
+            </w:r>
+          </w:p>
+          <w:p>
+            <w:pPr>
+              <w:spacing w:before="0" w:after="0" w:line="240" w:lineRule="auto"/>
+            </w:pPr>
+            <w:r>
+              <w:rPr>
+                <w:rFonts w:ascii="Courier New" w:hAnsi="Courier New" w:eastAsia="NanumGothicCoding"/>
+                <w:sz w:val="18"/>
+                <w:szCs w:val="18"/>
+              </w:rPr>
+              <w:t xml:space="preserve">- 근본 원인 분석</w:t>
+            </w:r>
+          </w:p>
+          <w:p>
+            <w:pPr>
+              <w:spacing w:before="0" w:after="0" w:line="240" w:lineRule="auto"/>
+            </w:pPr>
+            <w:r>
+              <w:rPr>
+                <w:rFonts w:ascii="Courier New" w:hAnsi="Courier New" w:eastAsia="NanumGothicCoding"/>
+                <w:sz w:val="18"/>
+                <w:szCs w:val="18"/>
+              </w:rPr>
+              <w:t xml:space="preserve">      ↓</w:t>
+            </w:r>
+          </w:p>
+          <w:p>
+            <w:pPr>
+              <w:spacing w:before="0" w:after="0" w:line="240" w:lineRule="auto"/>
+            </w:pPr>
+            <w:r>
+              <w:rPr>
+                <w:rFonts w:ascii="Courier New" w:hAnsi="Courier New" w:eastAsia="NanumGothicCoding"/>
+                <w:sz w:val="18"/>
+                <w:szCs w:val="18"/>
+              </w:rPr>
+              <w:t xml:space="preserve">분석 보고서 작성 (QF-815-03)</w:t>
+            </w:r>
+          </w:p>
+          <w:p>
+            <w:pPr>
+              <w:spacing w:before="0" w:after="0" w:line="240" w:lineRule="auto"/>
+            </w:pPr>
+            <w:r>
+              <w:rPr>
+                <w:rFonts w:ascii="Courier New" w:hAnsi="Courier New" w:eastAsia="NanumGothicCoding"/>
+                <w:sz w:val="18"/>
+                <w:szCs w:val="18"/>
+              </w:rPr>
+              <w:t xml:space="preserve">      ↓</w:t>
+            </w:r>
+          </w:p>
+          <w:p>
+            <w:pPr>
+              <w:spacing w:before="0" w:after="0" w:line="240" w:lineRule="auto"/>
+            </w:pPr>
+            <w:r>
+              <w:rPr>
+                <w:rFonts w:ascii="Courier New" w:hAnsi="Courier New" w:eastAsia="NanumGothicCoding"/>
+                <w:sz w:val="18"/>
+                <w:szCs w:val="18"/>
+              </w:rPr>
+              <w:t xml:space="preserve">처분 결정 (품질팀장)</w:t>
+            </w:r>
+          </w:p>
+          <w:p>
+            <w:pPr>
+              <w:spacing w:before="0" w:after="0" w:line="240" w:lineRule="auto"/>
+            </w:pPr>
+            <w:r>
+              <w:rPr>
+                <w:rFonts w:ascii="Courier New" w:hAnsi="Courier New" w:eastAsia="NanumGothicCoding"/>
+                <w:sz w:val="18"/>
+                <w:szCs w:val="18"/>
+              </w:rPr>
+              <w:t xml:space="preserve">├─ 수리 후 반환 → 수리 → 재검사 → 출하</w:t>
+            </w:r>
+          </w:p>
+          <w:p>
+            <w:pPr>
+              <w:spacing w:before="0" w:after="0" w:line="240" w:lineRule="auto"/>
+            </w:pPr>
+            <w:r>
+              <w:rPr>
+                <w:rFonts w:ascii="Courier New" w:hAnsi="Courier New" w:eastAsia="NanumGothicCoding"/>
+                <w:sz w:val="18"/>
+                <w:szCs w:val="18"/>
+              </w:rPr>
+              <w:t xml:space="preserve">├─ 교환 → 양품 출하, 불량품 보관/폐기</w:t>
+            </w:r>
+          </w:p>
+          <w:p>
+            <w:pPr>
+              <w:spacing w:before="0" w:after="0" w:line="240" w:lineRule="auto"/>
+            </w:pPr>
+            <w:r>
+              <w:rPr>
+                <w:rFonts w:ascii="Courier New" w:hAnsi="Courier New" w:eastAsia="NanumGothicCoding"/>
+                <w:sz w:val="18"/>
+                <w:szCs w:val="18"/>
+              </w:rPr>
+              <w:t xml:space="preserve">├─ 환불 → 영업팀 환불 처리</w:t>
+            </w:r>
+          </w:p>
+          <w:p>
+            <w:pPr>
+              <w:spacing w:before="0" w:after="0" w:line="240" w:lineRule="auto"/>
+            </w:pPr>
+            <w:r>
+              <w:rPr>
+                <w:rFonts w:ascii="Courier New" w:hAnsi="Courier New" w:eastAsia="NanumGothicCoding"/>
+                <w:sz w:val="18"/>
+                <w:szCs w:val="18"/>
+              </w:rPr>
+              <w:t xml:space="preserve">└─ 고객 책임 (오사용 등) → 분석 결과 통보</w:t>
+            </w:r>
+          </w:p>
+          <w:p>
+            <w:pPr>
+              <w:spacing w:before="0" w:after="0" w:line="240" w:lineRule="auto"/>
+            </w:pPr>
+            <w:r>
+              <w:rPr>
+                <w:rFonts w:ascii="Courier New" w:hAnsi="Courier New" w:eastAsia="NanumGothicCoding"/>
+                <w:sz w:val="18"/>
+                <w:szCs w:val="18"/>
+              </w:rPr>
+              <w:t xml:space="preserve">      ↓</w:t>
+            </w:r>
+          </w:p>
+          <w:p>
+            <w:pPr>
+              <w:spacing w:before="0" w:after="0" w:line="240" w:lineRule="auto"/>
+            </w:pPr>
+            <w:r>
+              <w:rPr>
+                <w:rFonts w:ascii="Courier New" w:hAnsi="Courier New" w:eastAsia="NanumGothicCoding"/>
+                <w:sz w:val="18"/>
+                <w:szCs w:val="18"/>
+              </w:rPr>
+              <w:t xml:space="preserve">고객 회신 — 분석 결과 및 처분 결과 보고</w:t>
+            </w:r>
+          </w:p>
+          <w:p>
+            <w:pPr>
+              <w:spacing w:before="0" w:after="0" w:line="240" w:lineRule="auto"/>
+            </w:pPr>
+            <w:r>
+              <w:rPr>
+                <w:rFonts w:ascii="Courier New" w:hAnsi="Courier New" w:eastAsia="NanumGothicCoding"/>
+                <w:sz w:val="18"/>
+                <w:szCs w:val="18"/>
+              </w:rPr>
+              <w:t xml:space="preserve">      ↓</w:t>
+            </w:r>
+          </w:p>
+          <w:p>
+            <w:pPr>
+              <w:spacing w:before="0" w:after="0" w:line="240" w:lineRule="auto"/>
+            </w:pPr>
+            <w:r>
+              <w:rPr>
+                <w:rFonts w:ascii="Courier New" w:hAnsi="Courier New" w:eastAsia="NanumGothicCoding"/>
+                <w:sz w:val="18"/>
+                <w:szCs w:val="18"/>
+              </w:rPr>
+              <w:t xml:space="preserve">RMA 종결 및 기록 완료</w:t>
+            </w:r>
+          </w:p>
+        </w:tc>
+      </w:tr>
+    </w:tbl>
     <w:bookmarkEnd w:id="27"/>
     <w:bookmarkStart w:id="28" w:name="rma-분석-내용"/>
     <w:p>
@@ -4205,7 +4412,7 @@
         </w:trPr>
         <w:tc>
           <w:tcPr>
-            <w:tcW w:w="2460" w:type="dxa"/>
+            <w:tcW w:w="2216" w:type="dxa"/>
             <w:tcMar>
               <w:top w:w="60" w:type="dxa"/>
               <w:left w:w="120" w:type="dxa"/>
@@ -4226,7 +4433,7 @@
         </w:tc>
         <w:tc>
           <w:tcPr>
-            <w:tcW w:w="6328" w:type="dxa"/>
+            <w:tcW w:w="6572" w:type="dxa"/>
             <w:tcMar>
               <w:top w:w="60" w:type="dxa"/>
               <w:left w:w="120" w:type="dxa"/>
@@ -4248,9 +4455,7 @@
       </w:tr>
       <w:tr>
         <w:tc>
-          <w:tcPr>
-            <w:tcW w:w="2460" w:type="dxa"/>
-          </w:tcPr>
+          <w:tcPr/>
           <w:p>
             <w:pPr>
               <w:pStyle w:val="Compact"/>
@@ -4262,7 +4467,7 @@
         </w:tc>
         <w:tc>
           <w:tcPr>
-            <w:tcW w:w="6328" w:type="dxa"/>
+            <w:tcW w:w="6572" w:type="dxa"/>
             <w:tcMar>
               <w:top w:w="60" w:type="dxa"/>
               <w:left w:w="120" w:type="dxa"/>
@@ -4283,18 +4488,10 @@
       </w:tr>
       <w:tr>
         <w:tc>
-          <w:tcPr>
-            <w:tcMar>
-              <w:top w:w="60" w:type="dxa"/>
-              <w:left w:w="120" w:type="dxa"/>
-              <w:bottom w:w="60" w:type="dxa"/>
-              <w:right w:w="120" w:type="dxa"/>
-            </w:tcMar>
-          </w:tcPr>
-          <w:p>
-            <w:pPr>
-              <w:pStyle w:val="Compact"/>
-              <w:wordWrap w:val="1"/>
+          <w:tcPr/>
+          <w:p>
+            <w:pPr>
+              <w:pStyle w:val="Compact"/>
             </w:pPr>
             <w:r>
               <w:t xml:space="preserve">고객 불량 증상</w:t>
@@ -4303,6 +4500,7 @@
         </w:tc>
         <w:tc>
           <w:tcPr>
+            <w:tcW w:w="6572" w:type="dxa"/>
             <w:tcMar>
               <w:top w:w="60" w:type="dxa"/>
               <w:left w:w="120" w:type="dxa"/>
@@ -4334,19 +4532,10 @@
           </w:p>
         </w:tc>
         <w:tc>
-          <w:tcPr>
-            <w:tcW w:w="6328" w:type="dxa"/>
-            <w:tcMar>
-              <w:top w:w="60" w:type="dxa"/>
-              <w:left w:w="120" w:type="dxa"/>
-              <w:bottom w:w="60" w:type="dxa"/>
-              <w:right w:w="120" w:type="dxa"/>
-            </w:tcMar>
-          </w:tcPr>
-          <w:p>
-            <w:pPr>
-              <w:pStyle w:val="Compact"/>
-              <w:wordWrap w:val="1"/>
+          <w:tcPr/>
+          <w:p>
+            <w:pPr>
+              <w:pStyle w:val="Compact"/>
             </w:pPr>
             <w:r>
               <w:t xml:space="preserve">외관 손상, 오염, 변형, 부식 등</w:t>
@@ -4356,19 +4545,10 @@
       </w:tr>
       <w:tr>
         <w:tc>
-          <w:tcPr>
-            <w:tcW w:w="2460" w:type="dxa"/>
-            <w:tcMar>
-              <w:top w:w="60" w:type="dxa"/>
-              <w:left w:w="120" w:type="dxa"/>
-              <w:bottom w:w="60" w:type="dxa"/>
-              <w:right w:w="120" w:type="dxa"/>
-            </w:tcMar>
-          </w:tcPr>
-          <w:p>
-            <w:pPr>
-              <w:pStyle w:val="Compact"/>
-              <w:wordWrap w:val="1"/>
+          <w:tcPr/>
+          <w:p>
+            <w:pPr>
+              <w:pStyle w:val="Compact"/>
             </w:pPr>
             <w:r>
               <w:t xml:space="preserve">기능 시험 결과</w:t>
@@ -4376,10 +4556,19 @@
           </w:p>
         </w:tc>
         <w:tc>
-          <w:tcPr/>
-          <w:p>
-            <w:pPr>
-              <w:pStyle w:val="Compact"/>
+          <w:tcPr>
+            <w:tcW w:w="6572" w:type="dxa"/>
+            <w:tcMar>
+              <w:top w:w="60" w:type="dxa"/>
+              <w:left w:w="120" w:type="dxa"/>
+              <w:bottom w:w="60" w:type="dxa"/>
+              <w:right w:w="120" w:type="dxa"/>
+            </w:tcMar>
+          </w:tcPr>
+          <w:p>
+            <w:pPr>
+              <w:pStyle w:val="Compact"/>
+              <w:wordWrap w:val="1"/>
             </w:pPr>
             <w:r>
               <w:t xml:space="preserve">전기적/기계적/환경적 시험 결과</w:t>
@@ -4485,18 +4674,10 @@
       </w:tr>
       <w:tr>
         <w:tc>
-          <w:tcPr>
-            <w:tcMar>
-              <w:top w:w="60" w:type="dxa"/>
-              <w:left w:w="120" w:type="dxa"/>
-              <w:bottom w:w="60" w:type="dxa"/>
-              <w:right w:w="120" w:type="dxa"/>
-            </w:tcMar>
-          </w:tcPr>
-          <w:p>
-            <w:pPr>
-              <w:pStyle w:val="Compact"/>
-              <w:wordWrap w:val="1"/>
+          <w:tcPr/>
+          <w:p>
+            <w:pPr>
+              <w:pStyle w:val="Compact"/>
             </w:pPr>
             <w:r>
               <w:t xml:space="preserve">처분 결과</w:t>
@@ -4504,18 +4685,10 @@
           </w:p>
         </w:tc>
         <w:tc>
-          <w:tcPr>
-            <w:tcMar>
-              <w:top w:w="60" w:type="dxa"/>
-              <w:left w:w="120" w:type="dxa"/>
-              <w:bottom w:w="60" w:type="dxa"/>
-              <w:right w:w="120" w:type="dxa"/>
-            </w:tcMar>
-          </w:tcPr>
-          <w:p>
-            <w:pPr>
-              <w:pStyle w:val="Compact"/>
-              <w:wordWrap w:val="1"/>
+          <w:tcPr/>
+          <w:p>
+            <w:pPr>
+              <w:pStyle w:val="Compact"/>
             </w:pPr>
             <w:r>
               <w:t xml:space="preserve">수리/교환/환불/고객 책임</w:t>
@@ -4623,7 +4796,7 @@
         </w:trPr>
         <w:tc>
           <w:tcPr>
-            <w:tcW w:w="2460" w:type="dxa"/>
+            <w:tcW w:w="2476" w:type="dxa"/>
             <w:tcMar>
               <w:top w:w="60" w:type="dxa"/>
               <w:left w:w="120" w:type="dxa"/>
@@ -4644,7 +4817,7 @@
         </w:tc>
         <w:tc>
           <w:tcPr>
-            <w:tcW w:w="6328" w:type="dxa"/>
+            <w:tcW w:w="6312" w:type="dxa"/>
             <w:tcMar>
               <w:top w:w="60" w:type="dxa"/>
               <w:left w:w="120" w:type="dxa"/>
@@ -4666,9 +4839,7 @@
       </w:tr>
       <w:tr>
         <w:tc>
-          <w:tcPr>
-            <w:tcW w:w="2460" w:type="dxa"/>
-          </w:tcPr>
+          <w:tcPr/>
           <w:p>
             <w:pPr>
               <w:pStyle w:val="Compact"/>
@@ -4680,7 +4851,7 @@
         </w:tc>
         <w:tc>
           <w:tcPr>
-            <w:tcW w:w="6328" w:type="dxa"/>
+            <w:tcW w:w="6312" w:type="dxa"/>
             <w:tcMar>
               <w:top w:w="60" w:type="dxa"/>
               <w:left w:w="120" w:type="dxa"/>
@@ -4701,10 +4872,18 @@
       </w:tr>
       <w:tr>
         <w:tc>
-          <w:tcPr/>
-          <w:p>
-            <w:pPr>
-              <w:pStyle w:val="Compact"/>
+          <w:tcPr>
+            <w:tcMar>
+              <w:top w:w="60" w:type="dxa"/>
+              <w:left w:w="120" w:type="dxa"/>
+              <w:bottom w:w="60" w:type="dxa"/>
+              <w:right w:w="120" w:type="dxa"/>
+            </w:tcMar>
+          </w:tcPr>
+          <w:p>
+            <w:pPr>
+              <w:pStyle w:val="Compact"/>
+              <w:wordWrap w:val="1"/>
             </w:pPr>
             <w:r>
               <w:t xml:space="preserve">즉시 통보 대상</w:t>
@@ -4713,6 +4892,7 @@
         </w:tc>
         <w:tc>
           <w:tcPr>
+            <w:tcW w:w="6312" w:type="dxa"/>
             <w:tcMar>
               <w:top w:w="60" w:type="dxa"/>
               <w:left w:w="120" w:type="dxa"/>
@@ -4744,9 +4924,7 @@
           </w:p>
         </w:tc>
         <w:tc>
-          <w:tcPr>
-            <w:tcW w:w="6328" w:type="dxa"/>
-          </w:tcPr>
+          <w:tcPr/>
           <w:p>
             <w:pPr>
               <w:pStyle w:val="Compact"/>
@@ -4775,19 +4953,10 @@
       </w:tr>
       <w:tr>
         <w:tc>
-          <w:tcPr>
-            <w:tcW w:w="2460" w:type="dxa"/>
-            <w:tcMar>
-              <w:top w:w="60" w:type="dxa"/>
-              <w:left w:w="120" w:type="dxa"/>
-              <w:bottom w:w="60" w:type="dxa"/>
-              <w:right w:w="120" w:type="dxa"/>
-            </w:tcMar>
-          </w:tcPr>
-          <w:p>
-            <w:pPr>
-              <w:pStyle w:val="Compact"/>
-              <w:wordWrap w:val="1"/>
+          <w:tcPr/>
+          <w:p>
+            <w:pPr>
+              <w:pStyle w:val="Compact"/>
             </w:pPr>
             <w:r>
               <w:t xml:space="preserve">통보 내용</w:t>
@@ -4795,10 +4964,19 @@
           </w:p>
         </w:tc>
         <w:tc>
-          <w:tcPr/>
-          <w:p>
-            <w:pPr>
-              <w:pStyle w:val="Compact"/>
+          <w:tcPr>
+            <w:tcW w:w="6312" w:type="dxa"/>
+            <w:tcMar>
+              <w:top w:w="60" w:type="dxa"/>
+              <w:left w:w="120" w:type="dxa"/>
+              <w:bottom w:w="60" w:type="dxa"/>
+              <w:right w:w="120" w:type="dxa"/>
+            </w:tcMar>
+          </w:tcPr>
+          <w:p>
+            <w:pPr>
+              <w:pStyle w:val="Compact"/>
+              <w:wordWrap w:val="1"/>
             </w:pPr>
             <w:r>
               <w:t xml:space="preserve">영향받는 제품 식별 정보, 결함 내용, 잠재 영향, 권고 조치</w:t>
@@ -4808,18 +4986,10 @@
       </w:tr>
       <w:tr>
         <w:tc>
-          <w:tcPr>
-            <w:tcMar>
-              <w:top w:w="60" w:type="dxa"/>
-              <w:left w:w="120" w:type="dxa"/>
-              <w:bottom w:w="60" w:type="dxa"/>
-              <w:right w:w="120" w:type="dxa"/>
-            </w:tcMar>
-          </w:tcPr>
-          <w:p>
-            <w:pPr>
-              <w:pStyle w:val="Compact"/>
-              <w:wordWrap w:val="1"/>
+          <w:tcPr/>
+          <w:p>
+            <w:pPr>
+              <w:pStyle w:val="Compact"/>
             </w:pPr>
             <w:r>
               <w:t xml:space="preserve">통보 승인</w:t>
@@ -4827,18 +4997,10 @@
           </w:p>
         </w:tc>
         <w:tc>
-          <w:tcPr>
-            <w:tcMar>
-              <w:top w:w="60" w:type="dxa"/>
-              <w:left w:w="120" w:type="dxa"/>
-              <w:bottom w:w="60" w:type="dxa"/>
-              <w:right w:w="120" w:type="dxa"/>
-            </w:tcMar>
-          </w:tcPr>
-          <w:p>
-            <w:pPr>
-              <w:pStyle w:val="Compact"/>
-              <w:wordWrap w:val="1"/>
+          <w:tcPr/>
+          <w:p>
+            <w:pPr>
+              <w:pStyle w:val="Compact"/>
             </w:pPr>
             <w:r>
               <w:t xml:space="preserve">QMR 승인 후 통보 (긴급 시 사후 승인 가능)</w:t>
@@ -4889,7 +5051,7 @@
         </w:trPr>
         <w:tc>
           <w:tcPr>
-            <w:tcW w:w="2460" w:type="dxa"/>
+            <w:tcW w:w="1683" w:type="dxa"/>
             <w:tcMar>
               <w:top w:w="60" w:type="dxa"/>
               <w:left w:w="120" w:type="dxa"/>
@@ -4910,7 +5072,7 @@
         </w:tc>
         <w:tc>
           <w:tcPr>
-            <w:tcW w:w="6328" w:type="dxa"/>
+            <w:tcW w:w="7105" w:type="dxa"/>
             <w:tcMar>
               <w:top w:w="60" w:type="dxa"/>
               <w:left w:w="120" w:type="dxa"/>
@@ -4932,9 +5094,7 @@
       </w:tr>
       <w:tr>
         <w:tc>
-          <w:tcPr>
-            <w:tcW w:w="2460" w:type="dxa"/>
-          </w:tcPr>
+          <w:tcPr/>
           <w:p>
             <w:pPr>
               <w:pStyle w:val="Compact"/>
@@ -4946,7 +5106,7 @@
         </w:tc>
         <w:tc>
           <w:tcPr>
-            <w:tcW w:w="6328" w:type="dxa"/>
+            <w:tcW w:w="7105" w:type="dxa"/>
             <w:tcMar>
               <w:top w:w="60" w:type="dxa"/>
               <w:left w:w="120" w:type="dxa"/>
@@ -4978,10 +5138,19 @@
           </w:p>
         </w:tc>
         <w:tc>
-          <w:tcPr/>
-          <w:p>
-            <w:pPr>
-              <w:pStyle w:val="Compact"/>
+          <w:tcPr>
+            <w:tcW w:w="7105" w:type="dxa"/>
+            <w:tcMar>
+              <w:top w:w="60" w:type="dxa"/>
+              <w:left w:w="120" w:type="dxa"/>
+              <w:bottom w:w="60" w:type="dxa"/>
+              <w:right w:w="120" w:type="dxa"/>
+            </w:tcMar>
+          </w:tcPr>
+          <w:p>
+            <w:pPr>
+              <w:pStyle w:val="Compact"/>
+              <w:wordWrap w:val="1"/>
             </w:pPr>
             <w:r>
               <w:t xml:space="preserve">기술부서장</w:t>
@@ -5002,9 +5171,7 @@
           </w:p>
         </w:tc>
         <w:tc>
-          <w:tcPr>
-            <w:tcW w:w="6328" w:type="dxa"/>
-          </w:tcPr>
+          <w:tcPr/>
           <w:p>
             <w:pPr>
               <w:pStyle w:val="Compact"/>
@@ -5017,19 +5184,10 @@
       </w:tr>
       <w:tr>
         <w:tc>
-          <w:tcPr>
-            <w:tcW w:w="2460" w:type="dxa"/>
-            <w:tcMar>
-              <w:top w:w="60" w:type="dxa"/>
-              <w:left w:w="120" w:type="dxa"/>
-              <w:bottom w:w="60" w:type="dxa"/>
-              <w:right w:w="120" w:type="dxa"/>
-            </w:tcMar>
-          </w:tcPr>
-          <w:p>
-            <w:pPr>
-              <w:pStyle w:val="Compact"/>
-              <w:wordWrap w:val="1"/>
+          <w:tcPr/>
+          <w:p>
+            <w:pPr>
+              <w:pStyle w:val="Compact"/>
             </w:pPr>
             <w:r>
               <w:t xml:space="preserve">배포 대상</w:t>
@@ -5037,10 +5195,19 @@
           </w:p>
         </w:tc>
         <w:tc>
-          <w:tcPr/>
-          <w:p>
-            <w:pPr>
-              <w:pStyle w:val="Compact"/>
+          <w:tcPr>
+            <w:tcW w:w="7105" w:type="dxa"/>
+            <w:tcMar>
+              <w:top w:w="60" w:type="dxa"/>
+              <w:left w:w="120" w:type="dxa"/>
+              <w:bottom w:w="60" w:type="dxa"/>
+              <w:right w:w="120" w:type="dxa"/>
+            </w:tcMar>
+          </w:tcPr>
+          <w:p>
+            <w:pPr>
+              <w:pStyle w:val="Compact"/>
+              <w:wordWrap w:val="1"/>
             </w:pPr>
             <w:r>
               <w:t xml:space="preserve">영향받는 제품을 사용하는 모든 고객</w:t>
@@ -5074,18 +5241,10 @@
       </w:tr>
       <w:tr>
         <w:tc>
-          <w:tcPr>
-            <w:tcMar>
-              <w:top w:w="60" w:type="dxa"/>
-              <w:left w:w="120" w:type="dxa"/>
-              <w:bottom w:w="60" w:type="dxa"/>
-              <w:right w:w="120" w:type="dxa"/>
-            </w:tcMar>
-          </w:tcPr>
-          <w:p>
-            <w:pPr>
-              <w:pStyle w:val="Compact"/>
-              <w:wordWrap w:val="1"/>
+          <w:tcPr/>
+          <w:p>
+            <w:pPr>
+              <w:pStyle w:val="Compact"/>
             </w:pPr>
             <w:r>
               <w:t xml:space="preserve">추적</w:t>
@@ -5093,18 +5252,10 @@
           </w:p>
         </w:tc>
         <w:tc>
-          <w:tcPr>
-            <w:tcMar>
-              <w:top w:w="60" w:type="dxa"/>
-              <w:left w:w="120" w:type="dxa"/>
-              <w:bottom w:w="60" w:type="dxa"/>
-              <w:right w:w="120" w:type="dxa"/>
-            </w:tcMar>
-          </w:tcPr>
-          <w:p>
-            <w:pPr>
-              <w:pStyle w:val="Compact"/>
-              <w:wordWrap w:val="1"/>
+          <w:tcPr/>
+          <w:p>
+            <w:pPr>
+              <w:pStyle w:val="Compact"/>
             </w:pPr>
             <w:r>
               <w:t xml:space="preserve">서비스 불리틴 이행 현황 추적 관리</w:t>
@@ -5181,170 +5332,270 @@
         <w:t xml:space="preserve">제품 안전에 관련된 결함 또는 위험을 인지한 경우, 다음 절차를 즉시 수행한다:</w:t>
       </w:r>
     </w:p>
-    <w:p>
-      <w:pPr>
-        <w:pStyle w:val="SourceCode"/>
-      </w:pPr>
-      <w:r>
-        <w:rPr>
-          <w:rStyle w:val="VerbatimChar"/>
-        </w:rPr>
-        <w:t xml:space="preserve">안전 관련 결함/위험 인지</w:t>
-      </w:r>
-      <w:r>
-        <w:br/>
-      </w:r>
-      <w:r>
-        <w:rPr>
-          <w:rStyle w:val="VerbatimChar"/>
-        </w:rPr>
-        <w:t xml:space="preserve">         ↓</w:t>
-      </w:r>
-      <w:r>
-        <w:br/>
-      </w:r>
-      <w:r>
-        <w:rPr>
-          <w:rStyle w:val="VerbatimChar"/>
-        </w:rPr>
-        <w:t xml:space="preserve">기술부서장 → QMR 즉시 보고</w:t>
-      </w:r>
-      <w:r>
-        <w:br/>
-      </w:r>
-      <w:r>
-        <w:rPr>
-          <w:rStyle w:val="VerbatimChar"/>
-        </w:rPr>
-        <w:t xml:space="preserve">         ↓</w:t>
-      </w:r>
-      <w:r>
-        <w:br/>
-      </w:r>
-      <w:r>
-        <w:rPr>
-          <w:rStyle w:val="VerbatimChar"/>
-        </w:rPr>
-        <w:t xml:space="preserve">안전 영향도 평가 (4시간 이내)</w:t>
-      </w:r>
-      <w:r>
-        <w:br/>
-      </w:r>
-      <w:r>
-        <w:rPr>
-          <w:rStyle w:val="VerbatimChar"/>
-        </w:rPr>
-        <w:t xml:space="preserve">├─ 즉각적 위험 → 모든 고객에게 즉시 사용 중지 권고</w:t>
-      </w:r>
-      <w:r>
-        <w:br/>
-      </w:r>
-      <w:r>
-        <w:rPr>
-          <w:rStyle w:val="VerbatimChar"/>
-        </w:rPr>
-        <w:t xml:space="preserve">├─ 잠재적 위험 → 영향 범위 조사 후 24시간 이내 통보</w:t>
-      </w:r>
-      <w:r>
-        <w:br/>
-      </w:r>
-      <w:r>
-        <w:rPr>
-          <w:rStyle w:val="VerbatimChar"/>
-        </w:rPr>
-        <w:t xml:space="preserve">└─ 위험 아님 → 일반 시정조치 절차 (QP-1001)</w:t>
-      </w:r>
-      <w:r>
-        <w:br/>
-      </w:r>
-      <w:r>
-        <w:rPr>
-          <w:rStyle w:val="VerbatimChar"/>
-        </w:rPr>
-        <w:t xml:space="preserve">         ↓</w:t>
-      </w:r>
-      <w:r>
-        <w:br/>
-      </w:r>
-      <w:r>
-        <w:rPr>
-          <w:rStyle w:val="VerbatimChar"/>
-        </w:rPr>
-        <w:t xml:space="preserve">고객 통보 (전화 + 이메일/공문)</w:t>
-      </w:r>
-      <w:r>
-        <w:br/>
-      </w:r>
-      <w:r>
-        <w:rPr>
-          <w:rStyle w:val="VerbatimChar"/>
-        </w:rPr>
-        <w:t xml:space="preserve">         ↓</w:t>
-      </w:r>
-      <w:r>
-        <w:br/>
-      </w:r>
-      <w:r>
-        <w:rPr>
-          <w:rStyle w:val="VerbatimChar"/>
-        </w:rPr>
-        <w:t xml:space="preserve">해당 항공 당국 통보 (해당 시)</w:t>
-      </w:r>
-      <w:r>
-        <w:br/>
-      </w:r>
-      <w:r>
-        <w:rPr>
-          <w:rStyle w:val="VerbatimChar"/>
-        </w:rPr>
-        <w:t xml:space="preserve">         ↓</w:t>
-      </w:r>
-      <w:r>
-        <w:br/>
-      </w:r>
-      <w:r>
-        <w:rPr>
-          <w:rStyle w:val="VerbatimChar"/>
-        </w:rPr>
-        <w:t xml:space="preserve">시정조치 수립 및 실행</w:t>
-      </w:r>
-      <w:r>
-        <w:br/>
-      </w:r>
-      <w:r>
-        <w:rPr>
-          <w:rStyle w:val="VerbatimChar"/>
-        </w:rPr>
-        <w:t xml:space="preserve">         ↓</w:t>
-      </w:r>
-      <w:r>
-        <w:br/>
-      </w:r>
-      <w:r>
-        <w:rPr>
-          <w:rStyle w:val="VerbatimChar"/>
-        </w:rPr>
-        <w:t xml:space="preserve">서비스 불리틴 발행 (해당 시)</w:t>
-      </w:r>
-      <w:r>
-        <w:br/>
-      </w:r>
-      <w:r>
-        <w:rPr>
-          <w:rStyle w:val="VerbatimChar"/>
-        </w:rPr>
-        <w:t xml:space="preserve">         ↓</w:t>
-      </w:r>
-      <w:r>
-        <w:br/>
-      </w:r>
-      <w:r>
-        <w:rPr>
-          <w:rStyle w:val="VerbatimChar"/>
-        </w:rPr>
-        <w:t xml:space="preserve">조치 완료 확인 및 기록</w:t>
-      </w:r>
-    </w:p>
+    <w:tbl>
+      <w:tblPr>
+        <w:tblLook w:firstColumn="1" w:firstRow="1" w:lastColumn="0" w:lastRow="0" w:noHBand="0" w:noVBand="1" w:val="04A0"/>
+        <w:tblW w:w="8788" w:type="dxa"/>
+        <w:tblBorders>
+          <w:top w:val="single" w:sz="4" w:color="2E74B5" w:space="0"/>
+          <w:left w:val="single" w:sz="4" w:color="2E74B5" w:space="0"/>
+          <w:bottom w:val="single" w:sz="4" w:color="2E74B5" w:space="0"/>
+          <w:right w:val="single" w:sz="4" w:color="2E74B5" w:space="0"/>
+          <w:insideH w:val="single" w:sz="4" w:color="BDD7EE" w:space="0"/>
+          <w:insideV w:val="single" w:sz="2" w:color="D9D9D9" w:space="0"/>
+        </w:tblBorders>
+      </w:tblPr>
+      <w:tblGrid>
+        <w:gridCol w:w="8788"/>
+      </w:tblGrid>
+      <w:tr>
+        <w:tc>
+          <w:tcPr>
+            <w:tcW w:w="8788" w:type="dxa"/>
+            <w:tcMar>
+              <w:top w:w="80" w:type="dxa"/>
+              <w:left w:w="140" w:type="dxa"/>
+              <w:bottom w:w="80" w:type="dxa"/>
+              <w:right w:w="140" w:type="dxa"/>
+            </w:tcMar>
+          </w:tcPr>
+          <w:p>
+            <w:pPr>
+              <w:spacing w:before="0" w:after="0" w:line="240" w:lineRule="auto"/>
+            </w:pPr>
+            <w:r>
+              <w:rPr>
+                <w:rFonts w:ascii="Courier New" w:hAnsi="Courier New" w:eastAsia="NanumGothicCoding"/>
+                <w:sz w:val="18"/>
+                <w:szCs w:val="18"/>
+              </w:rPr>
+              <w:t xml:space="preserve">안전 관련 결함/위험 인지</w:t>
+            </w:r>
+          </w:p>
+          <w:p>
+            <w:pPr>
+              <w:spacing w:before="0" w:after="0" w:line="240" w:lineRule="auto"/>
+            </w:pPr>
+            <w:r>
+              <w:rPr>
+                <w:rFonts w:ascii="Courier New" w:hAnsi="Courier New" w:eastAsia="NanumGothicCoding"/>
+                <w:sz w:val="18"/>
+                <w:szCs w:val="18"/>
+              </w:rPr>
+              <w:t xml:space="preserve">         ↓</w:t>
+            </w:r>
+          </w:p>
+          <w:p>
+            <w:pPr>
+              <w:spacing w:before="0" w:after="0" w:line="240" w:lineRule="auto"/>
+            </w:pPr>
+            <w:r>
+              <w:rPr>
+                <w:rFonts w:ascii="Courier New" w:hAnsi="Courier New" w:eastAsia="NanumGothicCoding"/>
+                <w:sz w:val="18"/>
+                <w:szCs w:val="18"/>
+              </w:rPr>
+              <w:t xml:space="preserve">기술부서장 → QMR 즉시 보고</w:t>
+            </w:r>
+          </w:p>
+          <w:p>
+            <w:pPr>
+              <w:spacing w:before="0" w:after="0" w:line="240" w:lineRule="auto"/>
+            </w:pPr>
+            <w:r>
+              <w:rPr>
+                <w:rFonts w:ascii="Courier New" w:hAnsi="Courier New" w:eastAsia="NanumGothicCoding"/>
+                <w:sz w:val="18"/>
+                <w:szCs w:val="18"/>
+              </w:rPr>
+              <w:t xml:space="preserve">         ↓</w:t>
+            </w:r>
+          </w:p>
+          <w:p>
+            <w:pPr>
+              <w:spacing w:before="0" w:after="0" w:line="240" w:lineRule="auto"/>
+            </w:pPr>
+            <w:r>
+              <w:rPr>
+                <w:rFonts w:ascii="Courier New" w:hAnsi="Courier New" w:eastAsia="NanumGothicCoding"/>
+                <w:sz w:val="18"/>
+                <w:szCs w:val="18"/>
+              </w:rPr>
+              <w:t xml:space="preserve">안전 영향도 평가 (4시간 이내)</w:t>
+            </w:r>
+          </w:p>
+          <w:p>
+            <w:pPr>
+              <w:spacing w:before="0" w:after="0" w:line="240" w:lineRule="auto"/>
+            </w:pPr>
+            <w:r>
+              <w:rPr>
+                <w:rFonts w:ascii="Courier New" w:hAnsi="Courier New" w:eastAsia="NanumGothicCoding"/>
+                <w:sz w:val="18"/>
+                <w:szCs w:val="18"/>
+              </w:rPr>
+              <w:t xml:space="preserve">├─ 즉각적 위험 → 모든 고객에게 즉시 사용 중지 권고</w:t>
+            </w:r>
+          </w:p>
+          <w:p>
+            <w:pPr>
+              <w:spacing w:before="0" w:after="0" w:line="240" w:lineRule="auto"/>
+            </w:pPr>
+            <w:r>
+              <w:rPr>
+                <w:rFonts w:ascii="Courier New" w:hAnsi="Courier New" w:eastAsia="NanumGothicCoding"/>
+                <w:sz w:val="18"/>
+                <w:szCs w:val="18"/>
+              </w:rPr>
+              <w:t xml:space="preserve">├─ 잠재적 위험 → 영향 범위 조사 후 24시간 이내 통보</w:t>
+            </w:r>
+          </w:p>
+          <w:p>
+            <w:pPr>
+              <w:spacing w:before="0" w:after="0" w:line="240" w:lineRule="auto"/>
+            </w:pPr>
+            <w:r>
+              <w:rPr>
+                <w:rFonts w:ascii="Courier New" w:hAnsi="Courier New" w:eastAsia="NanumGothicCoding"/>
+                <w:sz w:val="18"/>
+                <w:szCs w:val="18"/>
+              </w:rPr>
+              <w:t xml:space="preserve">└─ 위험 아님 → 일반 시정조치 절차 (QP-1001)</w:t>
+            </w:r>
+          </w:p>
+          <w:p>
+            <w:pPr>
+              <w:spacing w:before="0" w:after="0" w:line="240" w:lineRule="auto"/>
+            </w:pPr>
+            <w:r>
+              <w:rPr>
+                <w:rFonts w:ascii="Courier New" w:hAnsi="Courier New" w:eastAsia="NanumGothicCoding"/>
+                <w:sz w:val="18"/>
+                <w:szCs w:val="18"/>
+              </w:rPr>
+              <w:t xml:space="preserve">         ↓</w:t>
+            </w:r>
+          </w:p>
+          <w:p>
+            <w:pPr>
+              <w:spacing w:before="0" w:after="0" w:line="240" w:lineRule="auto"/>
+            </w:pPr>
+            <w:r>
+              <w:rPr>
+                <w:rFonts w:ascii="Courier New" w:hAnsi="Courier New" w:eastAsia="NanumGothicCoding"/>
+                <w:sz w:val="18"/>
+                <w:szCs w:val="18"/>
+              </w:rPr>
+              <w:t xml:space="preserve">고객 통보 (전화 + 이메일/공문)</w:t>
+            </w:r>
+          </w:p>
+          <w:p>
+            <w:pPr>
+              <w:spacing w:before="0" w:after="0" w:line="240" w:lineRule="auto"/>
+            </w:pPr>
+            <w:r>
+              <w:rPr>
+                <w:rFonts w:ascii="Courier New" w:hAnsi="Courier New" w:eastAsia="NanumGothicCoding"/>
+                <w:sz w:val="18"/>
+                <w:szCs w:val="18"/>
+              </w:rPr>
+              <w:t xml:space="preserve">         ↓</w:t>
+            </w:r>
+          </w:p>
+          <w:p>
+            <w:pPr>
+              <w:spacing w:before="0" w:after="0" w:line="240" w:lineRule="auto"/>
+            </w:pPr>
+            <w:r>
+              <w:rPr>
+                <w:rFonts w:ascii="Courier New" w:hAnsi="Courier New" w:eastAsia="NanumGothicCoding"/>
+                <w:sz w:val="18"/>
+                <w:szCs w:val="18"/>
+              </w:rPr>
+              <w:t xml:space="preserve">해당 항공 당국 통보 (해당 시)</w:t>
+            </w:r>
+          </w:p>
+          <w:p>
+            <w:pPr>
+              <w:spacing w:before="0" w:after="0" w:line="240" w:lineRule="auto"/>
+            </w:pPr>
+            <w:r>
+              <w:rPr>
+                <w:rFonts w:ascii="Courier New" w:hAnsi="Courier New" w:eastAsia="NanumGothicCoding"/>
+                <w:sz w:val="18"/>
+                <w:szCs w:val="18"/>
+              </w:rPr>
+              <w:t xml:space="preserve">         ↓</w:t>
+            </w:r>
+          </w:p>
+          <w:p>
+            <w:pPr>
+              <w:spacing w:before="0" w:after="0" w:line="240" w:lineRule="auto"/>
+            </w:pPr>
+            <w:r>
+              <w:rPr>
+                <w:rFonts w:ascii="Courier New" w:hAnsi="Courier New" w:eastAsia="NanumGothicCoding"/>
+                <w:sz w:val="18"/>
+                <w:szCs w:val="18"/>
+              </w:rPr>
+              <w:t xml:space="preserve">시정조치 수립 및 실행</w:t>
+            </w:r>
+          </w:p>
+          <w:p>
+            <w:pPr>
+              <w:spacing w:before="0" w:after="0" w:line="240" w:lineRule="auto"/>
+            </w:pPr>
+            <w:r>
+              <w:rPr>
+                <w:rFonts w:ascii="Courier New" w:hAnsi="Courier New" w:eastAsia="NanumGothicCoding"/>
+                <w:sz w:val="18"/>
+                <w:szCs w:val="18"/>
+              </w:rPr>
+              <w:t xml:space="preserve">         ↓</w:t>
+            </w:r>
+          </w:p>
+          <w:p>
+            <w:pPr>
+              <w:spacing w:before="0" w:after="0" w:line="240" w:lineRule="auto"/>
+            </w:pPr>
+            <w:r>
+              <w:rPr>
+                <w:rFonts w:ascii="Courier New" w:hAnsi="Courier New" w:eastAsia="NanumGothicCoding"/>
+                <w:sz w:val="18"/>
+                <w:szCs w:val="18"/>
+              </w:rPr>
+              <w:t xml:space="preserve">서비스 불리틴 발행 (해당 시)</w:t>
+            </w:r>
+          </w:p>
+          <w:p>
+            <w:pPr>
+              <w:spacing w:before="0" w:after="0" w:line="240" w:lineRule="auto"/>
+            </w:pPr>
+            <w:r>
+              <w:rPr>
+                <w:rFonts w:ascii="Courier New" w:hAnsi="Courier New" w:eastAsia="NanumGothicCoding"/>
+                <w:sz w:val="18"/>
+                <w:szCs w:val="18"/>
+              </w:rPr>
+              <w:t xml:space="preserve">         ↓</w:t>
+            </w:r>
+          </w:p>
+          <w:p>
+            <w:pPr>
+              <w:spacing w:before="0" w:after="0" w:line="240" w:lineRule="auto"/>
+            </w:pPr>
+            <w:r>
+              <w:rPr>
+                <w:rFonts w:ascii="Courier New" w:hAnsi="Courier New" w:eastAsia="NanumGothicCoding"/>
+                <w:sz w:val="18"/>
+                <w:szCs w:val="18"/>
+              </w:rPr>
+              <w:t xml:space="preserve">조치 완료 확인 및 기록</w:t>
+            </w:r>
+          </w:p>
+        </w:tc>
+      </w:tr>
+    </w:tbl>
     <w:p>
       <w:pPr>
         <w:pStyle w:val="FirstParagraph"/>
@@ -5420,7 +5671,7 @@
         </w:trPr>
         <w:tc>
           <w:tcPr>
-            <w:tcW w:w="2460" w:type="dxa"/>
+            <w:tcW w:w="2554" w:type="dxa"/>
             <w:tcMar>
               <w:top w:w="60" w:type="dxa"/>
               <w:left w:w="120" w:type="dxa"/>
@@ -5441,7 +5692,7 @@
         </w:tc>
         <w:tc>
           <w:tcPr>
-            <w:tcW w:w="6328" w:type="dxa"/>
+            <w:tcW w:w="6234" w:type="dxa"/>
             <w:tcMar>
               <w:top w:w="60" w:type="dxa"/>
               <w:left w:w="120" w:type="dxa"/>
@@ -5463,9 +5714,7 @@
       </w:tr>
       <w:tr>
         <w:tc>
-          <w:tcPr>
-            <w:tcW w:w="2460" w:type="dxa"/>
-          </w:tcPr>
+          <w:tcPr/>
           <w:p>
             <w:pPr>
               <w:pStyle w:val="Compact"/>
@@ -5477,7 +5726,7 @@
         </w:tc>
         <w:tc>
           <w:tcPr>
-            <w:tcW w:w="6328" w:type="dxa"/>
+            <w:tcW w:w="6234" w:type="dxa"/>
             <w:tcMar>
               <w:top w:w="60" w:type="dxa"/>
               <w:left w:w="120" w:type="dxa"/>
@@ -5510,6 +5759,7 @@
         </w:tc>
         <w:tc>
           <w:tcPr>
+            <w:tcW w:w="6234" w:type="dxa"/>
             <w:tcMar>
               <w:top w:w="60" w:type="dxa"/>
               <w:left w:w="120" w:type="dxa"/>
@@ -5541,9 +5791,7 @@
           </w:p>
         </w:tc>
         <w:tc>
-          <w:tcPr>
-            <w:tcW w:w="6328" w:type="dxa"/>
-          </w:tcPr>
+          <w:tcPr/>
           <w:p>
             <w:pPr>
               <w:pStyle w:val="Compact"/>
@@ -5556,19 +5804,10 @@
       </w:tr>
       <w:tr>
         <w:tc>
-          <w:tcPr>
-            <w:tcW w:w="2460" w:type="dxa"/>
-            <w:tcMar>
-              <w:top w:w="60" w:type="dxa"/>
-              <w:left w:w="120" w:type="dxa"/>
-              <w:bottom w:w="60" w:type="dxa"/>
-              <w:right w:w="120" w:type="dxa"/>
-            </w:tcMar>
-          </w:tcPr>
-          <w:p>
-            <w:pPr>
-              <w:pStyle w:val="Compact"/>
-              <w:wordWrap w:val="1"/>
+          <w:tcPr/>
+          <w:p>
+            <w:pPr>
+              <w:pStyle w:val="Compact"/>
             </w:pPr>
             <w:r>
               <w:t xml:space="preserve">기술 자문</w:t>
@@ -5576,10 +5815,19 @@
           </w:p>
         </w:tc>
         <w:tc>
-          <w:tcPr/>
-          <w:p>
-            <w:pPr>
-              <w:pStyle w:val="Compact"/>
+          <w:tcPr>
+            <w:tcW w:w="6234" w:type="dxa"/>
+            <w:tcMar>
+              <w:top w:w="60" w:type="dxa"/>
+              <w:left w:w="120" w:type="dxa"/>
+              <w:bottom w:w="60" w:type="dxa"/>
+              <w:right w:w="120" w:type="dxa"/>
+            </w:tcMar>
+          </w:tcPr>
+          <w:p>
+            <w:pPr>
+              <w:pStyle w:val="Compact"/>
+              <w:wordWrap w:val="1"/>
             </w:pPr>
             <w:r>
               <w:t xml:space="preserve">현장 수리 가능 여부 판단, 수리 방법 자문</w:t>
@@ -5589,18 +5837,10 @@
       </w:tr>
       <w:tr>
         <w:tc>
-          <w:tcPr>
-            <w:tcMar>
-              <w:top w:w="60" w:type="dxa"/>
-              <w:left w:w="120" w:type="dxa"/>
-              <w:bottom w:w="60" w:type="dxa"/>
-              <w:right w:w="120" w:type="dxa"/>
-            </w:tcMar>
-          </w:tcPr>
-          <w:p>
-            <w:pPr>
-              <w:pStyle w:val="Compact"/>
-              <w:wordWrap w:val="1"/>
+          <w:tcPr/>
+          <w:p>
+            <w:pPr>
+              <w:pStyle w:val="Compact"/>
             </w:pPr>
             <w:r>
               <w:t xml:space="preserve">수리 후 시험 기준</w:t>
@@ -5608,18 +5848,10 @@
           </w:p>
         </w:tc>
         <w:tc>
-          <w:tcPr>
-            <w:tcMar>
-              <w:top w:w="60" w:type="dxa"/>
-              <w:left w:w="120" w:type="dxa"/>
-              <w:bottom w:w="60" w:type="dxa"/>
-              <w:right w:w="120" w:type="dxa"/>
-            </w:tcMar>
-          </w:tcPr>
-          <w:p>
-            <w:pPr>
-              <w:pStyle w:val="Compact"/>
-              <w:wordWrap w:val="1"/>
+          <w:tcPr/>
+          <w:p>
+            <w:pPr>
+              <w:pStyle w:val="Compact"/>
             </w:pPr>
             <w:r>
               <w:t xml:space="preserve">수리/오버홀 후 검사/시험 기준 제공</w:t>
@@ -6321,7 +6553,6 @@
               <w:bottom w:w="60" w:type="dxa"/>
               <w:right w:w="120" w:type="dxa"/>
             </w:tcMar>
-            <w:shd w:val="clear" w:color="auto" w:fill="DEEAF1"/>
           </w:tcPr>
           <w:p>
             <w:pPr>
@@ -6341,7 +6572,6 @@
               <w:bottom w:w="60" w:type="dxa"/>
               <w:right w:w="120" w:type="dxa"/>
             </w:tcMar>
-            <w:shd w:val="clear" w:color="auto" w:fill="DEEAF1"/>
           </w:tcPr>
           <w:p>
             <w:pPr>
@@ -6361,7 +6591,6 @@
               <w:bottom w:w="60" w:type="dxa"/>
               <w:right w:w="120" w:type="dxa"/>
             </w:tcMar>
-            <w:shd w:val="clear" w:color="auto" w:fill="DEEAF1"/>
           </w:tcPr>
           <w:p>
             <w:pPr>
@@ -6705,7 +6934,7 @@
         </w:trPr>
         <w:tc>
           <w:tcPr>
-            <w:tcW w:w="2460" w:type="dxa"/>
+            <w:tcW w:w="1786" w:type="dxa"/>
             <w:tcMar>
               <w:top w:w="60" w:type="dxa"/>
               <w:left w:w="120" w:type="dxa"/>
@@ -6726,7 +6955,7 @@
         </w:tc>
         <w:tc>
           <w:tcPr>
-            <w:tcW w:w="6328" w:type="dxa"/>
+            <w:tcW w:w="7002" w:type="dxa"/>
             <w:tcMar>
               <w:top w:w="60" w:type="dxa"/>
               <w:left w:w="120" w:type="dxa"/>
@@ -6749,11 +6978,17 @@
       <w:tr>
         <w:tc>
           <w:tcPr>
-            <w:tcW w:w="2460" w:type="dxa"/>
-          </w:tcPr>
-          <w:p>
-            <w:pPr>
-              <w:pStyle w:val="Compact"/>
+            <w:tcMar>
+              <w:top w:w="60" w:type="dxa"/>
+              <w:left w:w="120" w:type="dxa"/>
+              <w:bottom w:w="60" w:type="dxa"/>
+              <w:right w:w="120" w:type="dxa"/>
+            </w:tcMar>
+          </w:tcPr>
+          <w:p>
+            <w:pPr>
+              <w:pStyle w:val="Compact"/>
+              <w:wordWrap w:val="1"/>
             </w:pPr>
             <w:r>
               <w:t xml:space="preserve">QF-815-01</w:t>
@@ -6762,7 +6997,7 @@
         </w:tc>
         <w:tc>
           <w:tcPr>
-            <w:tcW w:w="6328" w:type="dxa"/>
+            <w:tcW w:w="7002" w:type="dxa"/>
             <w:tcMar>
               <w:top w:w="60" w:type="dxa"/>
               <w:left w:w="120" w:type="dxa"/>
@@ -6795,17 +7030,11 @@
         </w:tc>
         <w:tc>
           <w:tcPr>
-            <w:tcMar>
-              <w:top w:w="60" w:type="dxa"/>
-              <w:left w:w="120" w:type="dxa"/>
-              <w:bottom w:w="60" w:type="dxa"/>
-              <w:right w:w="120" w:type="dxa"/>
-            </w:tcMar>
-          </w:tcPr>
-          <w:p>
-            <w:pPr>
-              <w:pStyle w:val="Compact"/>
-              <w:wordWrap w:val="1"/>
+            <w:tcW w:w="7002" w:type="dxa"/>
+          </w:tcPr>
+          <w:p>
+            <w:pPr>
+              <w:pStyle w:val="Compact"/>
             </w:pPr>
             <w:r>
               <w:t xml:space="preserve">RMA 처리 기록 (RMA Processing Record)</w:t>
@@ -6826,9 +7055,7 @@
           </w:p>
         </w:tc>
         <w:tc>
-          <w:tcPr>
-            <w:tcW w:w="6328" w:type="dxa"/>
-          </w:tcPr>
+          <w:tcPr/>
           <w:p>
             <w:pPr>
               <w:pStyle w:val="Compact"/>
@@ -6841,19 +7068,10 @@
       </w:tr>
       <w:tr>
         <w:tc>
-          <w:tcPr>
-            <w:tcW w:w="2460" w:type="dxa"/>
-            <w:tcMar>
-              <w:top w:w="60" w:type="dxa"/>
-              <w:left w:w="120" w:type="dxa"/>
-              <w:bottom w:w="60" w:type="dxa"/>
-              <w:right w:w="120" w:type="dxa"/>
-            </w:tcMar>
-          </w:tcPr>
-          <w:p>
-            <w:pPr>
-              <w:pStyle w:val="Compact"/>
-              <w:wordWrap w:val="1"/>
+          <w:tcPr/>
+          <w:p>
+            <w:pPr>
+              <w:pStyle w:val="Compact"/>
             </w:pPr>
             <w:r>
               <w:t xml:space="preserve">QF-815-04</w:t>
@@ -6861,10 +7079,19 @@
           </w:p>
         </w:tc>
         <w:tc>
-          <w:tcPr/>
-          <w:p>
-            <w:pPr>
-              <w:pStyle w:val="Compact"/>
+          <w:tcPr>
+            <w:tcW w:w="7002" w:type="dxa"/>
+            <w:tcMar>
+              <w:top w:w="60" w:type="dxa"/>
+              <w:left w:w="120" w:type="dxa"/>
+              <w:bottom w:w="60" w:type="dxa"/>
+              <w:right w:w="120" w:type="dxa"/>
+            </w:tcMar>
+          </w:tcPr>
+          <w:p>
+            <w:pPr>
+              <w:pStyle w:val="Compact"/>
+              <w:wordWrap w:val="1"/>
             </w:pPr>
             <w:r>
               <w:t xml:space="preserve">서비스 불리틴 (Service Bulletin Template)</w:t>
@@ -6898,18 +7125,10 @@
       </w:tr>
       <w:tr>
         <w:tc>
-          <w:tcPr>
-            <w:tcMar>
-              <w:top w:w="60" w:type="dxa"/>
-              <w:left w:w="120" w:type="dxa"/>
-              <w:bottom w:w="60" w:type="dxa"/>
-              <w:right w:w="120" w:type="dxa"/>
-            </w:tcMar>
-          </w:tcPr>
-          <w:p>
-            <w:pPr>
-              <w:pStyle w:val="Compact"/>
-              <w:wordWrap w:val="1"/>
+          <w:tcPr/>
+          <w:p>
+            <w:pPr>
+              <w:pStyle w:val="Compact"/>
             </w:pPr>
             <w:r>
               <w:t xml:space="preserve">QF-815-06</w:t>
@@ -6917,18 +7136,10 @@
           </w:p>
         </w:tc>
         <w:tc>
-          <w:tcPr>
-            <w:tcMar>
-              <w:top w:w="60" w:type="dxa"/>
-              <w:left w:w="120" w:type="dxa"/>
-              <w:bottom w:w="60" w:type="dxa"/>
-              <w:right w:w="120" w:type="dxa"/>
-            </w:tcMar>
-          </w:tcPr>
-          <w:p>
-            <w:pPr>
-              <w:pStyle w:val="Compact"/>
-              <w:wordWrap w:val="1"/>
+          <w:tcPr/>
+          <w:p>
+            <w:pPr>
+              <w:pStyle w:val="Compact"/>
             </w:pPr>
             <w:r>
               <w:t xml:space="preserve">기술지원 기록 (Technical Support Log)</w:t>
@@ -7420,8 +7631,8 @@
     <w:rPrDefault>
       <w:rPr>
         <w:rFonts w:asciiTheme="minorHAnsi" w:cstheme="minorBidi" w:eastAsiaTheme="minorEastAsia" w:hAnsiTheme="minorHAnsi"/>
-        <w:sz w:val="24"/>
-        <w:szCs w:val="24"/>
+        <w:sz w:val="20"/>
+        <w:szCs w:val="20"/>
         <w:lang w:bidi="ar-SA" w:eastAsia="zh-CN" w:val="en-US"/>
       </w:rPr>
     </w:rPrDefault>
@@ -7489,8 +7700,8 @@
     </w:pPr>
     <w:rPr>
       <w:rFonts w:asciiTheme="majorHAnsi" w:cstheme="majorBidi" w:eastAsiaTheme="majorEastAsia" w:hAnsiTheme="majorHAnsi"/>
-      <w:sz w:val="56"/>
-      <w:szCs w:val="56"/>
+      <w:sz w:val="44"/>
+      <w:szCs w:val="44"/>
     </w:rPr>
   </w:style>
   <w:style w:customStyle="1" w:styleId="TitleChar" w:type="character">
@@ -7501,8 +7712,8 @@
     <w:rsid w:val="00A10FD9"/>
     <w:rPr>
       <w:rFonts w:asciiTheme="majorHAnsi" w:cstheme="majorBidi" w:eastAsiaTheme="majorEastAsia" w:hAnsiTheme="majorHAnsi"/>
-      <w:sz w:val="56"/>
-      <w:szCs w:val="56"/>
+      <w:sz w:val="44"/>
+      <w:szCs w:val="44"/>
     </w:rPr>
   </w:style>
   <w:style w:styleId="Subtitle" w:type="paragraph">
@@ -7624,8 +7835,8 @@
     <w:rPr>
       <w:rFonts w:asciiTheme="majorHAnsi" w:cstheme="majorBidi" w:eastAsiaTheme="majorEastAsia" w:hAnsiTheme="majorHAnsi"/>
       <w:color w:themeColor="accent1" w:themeShade="BF" w:val="0F4761"/>
-      <w:sz w:val="40"/>
-      <w:szCs w:val="40"/>
+      <w:sz w:val="32"/>
+      <w:szCs w:val="32"/>
     </w:rPr>
   </w:style>
   <w:style w:styleId="Heading2" w:type="paragraph">
@@ -7815,8 +8026,8 @@
     <w:rPr>
       <w:rFonts w:asciiTheme="majorHAnsi" w:cstheme="majorBidi" w:eastAsiaTheme="majorEastAsia" w:hAnsiTheme="majorHAnsi"/>
       <w:color w:themeColor="accent1" w:themeShade="BF" w:val="0F4761"/>
-      <w:sz w:val="40"/>
-      <w:szCs w:val="40"/>
+      <w:sz w:val="32"/>
+      <w:szCs w:val="32"/>
     </w:rPr>
   </w:style>
   <w:style w:customStyle="1" w:styleId="Heading2Char" w:type="character">
